--- a/reports/report 1.docx
+++ b/reports/report 1.docx
@@ -216,7 +216,7 @@
         </w:numPr>
       </w:pPr>
       <w:r>
-        <w:t>. An amino group (-NH2)</w:t>
+        <w:t xml:space="preserve"> An amino group (-NH2)</w:t>
       </w:r>
     </w:p>
     <w:p>
@@ -228,7 +228,7 @@
         </w:numPr>
       </w:pPr>
       <w:r>
-        <w:t>. A carboxyl group (-COOH)</w:t>
+        <w:t xml:space="preserve"> A carboxyl group (-COOH)</w:t>
       </w:r>
     </w:p>
     <w:p>
@@ -240,16 +240,7 @@
         </w:numPr>
       </w:pPr>
       <w:r>
-        <w:t>. A side chain (R group) - the only part that varies between amino acids and determines their chemical</w:t>
-      </w:r>
-      <w:r>
-        <w:t xml:space="preserve"> </w:t>
-      </w:r>
-      <w:r>
-        <w:t>properties</w:t>
-      </w:r>
-      <w:r>
-        <w:t>.</w:t>
+        <w:t xml:space="preserve"> A side chain (R group) - the only part that varies between amino acids and determines their chemical properties.</w:t>
       </w:r>
     </w:p>
     <w:p>
@@ -257,6 +248,9 @@
         <w:jc w:val="center"/>
       </w:pPr>
       <w:r>
+        <w:rPr>
+          <w:noProof/>
+        </w:rPr>
         <w:drawing>
           <wp:inline distT="0" distB="0" distL="0" distR="0" wp14:anchorId="3907CA28" wp14:editId="7AE3308D">
             <wp:extent cx="3360711" cy="2118544"/>
@@ -422,6 +416,9 @@
         <w:jc w:val="center"/>
       </w:pPr>
       <w:r>
+        <w:rPr>
+          <w:noProof/>
+        </w:rPr>
         <w:lastRenderedPageBreak/>
         <w:drawing>
           <wp:inline distT="0" distB="0" distL="0" distR="0" wp14:anchorId="03FF9614" wp14:editId="27FA264E">
@@ -472,6 +469,9 @@
         <w:jc w:val="center"/>
       </w:pPr>
       <w:r>
+        <w:rPr>
+          <w:noProof/>
+        </w:rPr>
         <w:drawing>
           <wp:inline distT="0" distB="0" distL="0" distR="0" wp14:anchorId="10A46821" wp14:editId="6AB9756C">
             <wp:extent cx="5943600" cy="4224020"/>
@@ -509,6 +509,209 @@
         </w:drawing>
       </w:r>
     </w:p>
+    <w:p>
+      <w:pPr>
+        <w:ind w:left="360"/>
+        <w:jc w:val="center"/>
+      </w:pPr>
+    </w:p>
+    <w:p>
+      <w:pPr>
+        <w:ind w:left="360"/>
+        <w:rPr>
+          <w:b/>
+          <w:bCs/>
+          <w:u w:val="single"/>
+        </w:rPr>
+      </w:pPr>
+      <w:r>
+        <w:rPr>
+          <w:b/>
+          <w:bCs/>
+          <w:u w:val="single"/>
+        </w:rPr>
+        <w:t>SECONDARY STRUCTURE OF PROTEINS:</w:t>
+      </w:r>
+    </w:p>
+    <w:p>
+      <w:pPr>
+        <w:pStyle w:val="ListParagraph"/>
+        <w:numPr>
+          <w:ilvl w:val="0"/>
+          <w:numId w:val="5"/>
+        </w:numPr>
+      </w:pPr>
+      <w:r>
+        <w:lastRenderedPageBreak/>
+        <w:t>Alpha helix: It’s a right-handed coil stabilized by hydrogen bonds between nearby amine and carboxylic groups.</w:t>
+      </w:r>
+    </w:p>
+    <w:p>
+      <w:pPr>
+        <w:pStyle w:val="ListParagraph"/>
+        <w:numPr>
+          <w:ilvl w:val="0"/>
+          <w:numId w:val="5"/>
+        </w:numPr>
+      </w:pPr>
+      <w:r>
+        <w:t>Beta sheet: It is formed when hydrogen bonds stabilize two or more adjacent strands.</w:t>
+      </w:r>
+    </w:p>
+    <w:p>
+      <w:pPr>
+        <w:pStyle w:val="ListParagraph"/>
+        <w:ind w:left="1080"/>
+      </w:pPr>
+    </w:p>
+    <w:p>
+      <w:pPr>
+        <w:pStyle w:val="ListParagraph"/>
+        <w:ind w:left="1080"/>
+        <w:jc w:val="center"/>
+      </w:pPr>
+      <w:r>
+        <w:drawing>
+          <wp:inline distT="0" distB="0" distL="0" distR="0" wp14:anchorId="0D13A920" wp14:editId="464BD5B7">
+            <wp:extent cx="3985605" cy="2110923"/>
+            <wp:effectExtent l="0" t="0" r="0" b="3810"/>
+            <wp:docPr id="935857354" name="Picture 1"/>
+            <wp:cNvGraphicFramePr>
+              <a:graphicFrameLocks xmlns:a="http://schemas.openxmlformats.org/drawingml/2006/main" noChangeAspect="1"/>
+            </wp:cNvGraphicFramePr>
+            <a:graphic xmlns:a="http://schemas.openxmlformats.org/drawingml/2006/main">
+              <a:graphicData uri="http://schemas.openxmlformats.org/drawingml/2006/picture">
+                <pic:pic xmlns:pic="http://schemas.openxmlformats.org/drawingml/2006/picture">
+                  <pic:nvPicPr>
+                    <pic:cNvPr id="935857354" name=""/>
+                    <pic:cNvPicPr/>
+                  </pic:nvPicPr>
+                  <pic:blipFill>
+                    <a:blip r:embed="rId8"/>
+                    <a:stretch>
+                      <a:fillRect/>
+                    </a:stretch>
+                  </pic:blipFill>
+                  <pic:spPr>
+                    <a:xfrm>
+                      <a:off x="0" y="0"/>
+                      <a:ext cx="3985605" cy="2110923"/>
+                    </a:xfrm>
+                    <a:prstGeom prst="rect">
+                      <a:avLst/>
+                    </a:prstGeom>
+                  </pic:spPr>
+                </pic:pic>
+              </a:graphicData>
+            </a:graphic>
+          </wp:inline>
+        </w:drawing>
+      </w:r>
+    </w:p>
+    <w:p>
+      <w:pPr>
+        <w:pStyle w:val="ListParagraph"/>
+        <w:ind w:left="1080"/>
+        <w:jc w:val="center"/>
+      </w:pPr>
+    </w:p>
+    <w:p>
+      <w:pPr>
+        <w:rPr>
+          <w:b/>
+          <w:bCs/>
+          <w:u w:val="single"/>
+        </w:rPr>
+      </w:pPr>
+      <w:r>
+        <w:rPr>
+          <w:b/>
+          <w:bCs/>
+          <w:u w:val="single"/>
+        </w:rPr>
+        <w:t xml:space="preserve">TERTIARY </w:t>
+      </w:r>
+      <w:r>
+        <w:rPr>
+          <w:b/>
+          <w:bCs/>
+          <w:u w:val="single"/>
+        </w:rPr>
+        <w:t>STRUCTURE OF PROTEINS:</w:t>
+      </w:r>
+    </w:p>
+    <w:p>
+      <w:r>
+        <w:t>The tertiary structure is the overall 3D shape of a single protein chain, determined by the properties of its</w:t>
+      </w:r>
+      <w:r>
+        <w:t xml:space="preserve"> </w:t>
+      </w:r>
+      <w:r>
+        <w:t>amino acids.</w:t>
+      </w:r>
+    </w:p>
+    <w:p>
+      <w:pPr>
+        <w:pStyle w:val="ListParagraph"/>
+        <w:numPr>
+          <w:ilvl w:val="0"/>
+          <w:numId w:val="6"/>
+        </w:numPr>
+      </w:pPr>
+      <w:r>
+        <w:t>Many proteins fold into globular shapes with hydrophobic side chains tucked inside, shielded from</w:t>
+      </w:r>
+      <w:r>
+        <w:t xml:space="preserve"> </w:t>
+      </w:r>
+      <w:r>
+        <w:t>surrounding water.</w:t>
+      </w:r>
+    </w:p>
+    <w:p>
+      <w:pPr>
+        <w:pStyle w:val="ListParagraph"/>
+        <w:numPr>
+          <w:ilvl w:val="0"/>
+          <w:numId w:val="6"/>
+        </w:numPr>
+      </w:pPr>
+      <w:r>
+        <w:t>Membrane-bound proteins instead cluster hydrophobic residues on the outside, allowing them to interact wit</w:t>
+      </w:r>
+      <w:r>
+        <w:t xml:space="preserve">h </w:t>
+      </w:r>
+      <w:r>
+        <w:t>lipid membranes.</w:t>
+      </w:r>
+    </w:p>
+    <w:p>
+      <w:pPr>
+        <w:pStyle w:val="ListParagraph"/>
+        <w:numPr>
+          <w:ilvl w:val="0"/>
+          <w:numId w:val="6"/>
+        </w:numPr>
+      </w:pPr>
+      <w:r>
+        <w:t>Charged amino acids let proteins interact with molecules bearing complementary (opposite) charges.</w:t>
+      </w:r>
+    </w:p>
+    <w:p/>
+    <w:p/>
+    <w:p>
+      <w:pPr>
+        <w:ind w:left="360"/>
+        <w:jc w:val="center"/>
+      </w:pPr>
+    </w:p>
+    <w:p>
+      <w:pPr>
+        <w:ind w:left="360"/>
+      </w:pPr>
+    </w:p>
     <w:sectPr>
       <w:pgSz w:w="12240" w:h="15840"/>
       <w:pgMar w:top="1440" w:right="1440" w:bottom="1440" w:left="1440" w:header="708" w:footer="708" w:gutter="0"/>
@@ -611,6 +814,184 @@
     </w:lvl>
   </w:abstractNum>
   <w:abstractNum w:abstractNumId="1" w15:restartNumberingAfterBreak="0">
+    <w:nsid w:val="443D1176"/>
+    <w:multiLevelType w:val="hybridMultilevel"/>
+    <w:tmpl w:val="A35803FA"/>
+    <w:lvl w:ilvl="0" w:tplc="D674B176">
+      <w:start w:val="1"/>
+      <w:numFmt w:val="lowerRoman"/>
+      <w:lvlText w:val="(%1)"/>
+      <w:lvlJc w:val="left"/>
+      <w:pPr>
+        <w:ind w:left="1080" w:hanging="720"/>
+      </w:pPr>
+      <w:rPr>
+        <w:rFonts w:hint="default"/>
+      </w:rPr>
+    </w:lvl>
+    <w:lvl w:ilvl="1" w:tplc="04090019" w:tentative="1">
+      <w:start w:val="1"/>
+      <w:numFmt w:val="lowerLetter"/>
+      <w:lvlText w:val="%2."/>
+      <w:lvlJc w:val="left"/>
+      <w:pPr>
+        <w:ind w:left="1440" w:hanging="360"/>
+      </w:pPr>
+    </w:lvl>
+    <w:lvl w:ilvl="2" w:tplc="0409001B" w:tentative="1">
+      <w:start w:val="1"/>
+      <w:numFmt w:val="lowerRoman"/>
+      <w:lvlText w:val="%3."/>
+      <w:lvlJc w:val="right"/>
+      <w:pPr>
+        <w:ind w:left="2160" w:hanging="180"/>
+      </w:pPr>
+    </w:lvl>
+    <w:lvl w:ilvl="3" w:tplc="0409000F" w:tentative="1">
+      <w:start w:val="1"/>
+      <w:numFmt w:val="decimal"/>
+      <w:lvlText w:val="%4."/>
+      <w:lvlJc w:val="left"/>
+      <w:pPr>
+        <w:ind w:left="2880" w:hanging="360"/>
+      </w:pPr>
+    </w:lvl>
+    <w:lvl w:ilvl="4" w:tplc="04090019" w:tentative="1">
+      <w:start w:val="1"/>
+      <w:numFmt w:val="lowerLetter"/>
+      <w:lvlText w:val="%5."/>
+      <w:lvlJc w:val="left"/>
+      <w:pPr>
+        <w:ind w:left="3600" w:hanging="360"/>
+      </w:pPr>
+    </w:lvl>
+    <w:lvl w:ilvl="5" w:tplc="0409001B" w:tentative="1">
+      <w:start w:val="1"/>
+      <w:numFmt w:val="lowerRoman"/>
+      <w:lvlText w:val="%6."/>
+      <w:lvlJc w:val="right"/>
+      <w:pPr>
+        <w:ind w:left="4320" w:hanging="180"/>
+      </w:pPr>
+    </w:lvl>
+    <w:lvl w:ilvl="6" w:tplc="0409000F" w:tentative="1">
+      <w:start w:val="1"/>
+      <w:numFmt w:val="decimal"/>
+      <w:lvlText w:val="%7."/>
+      <w:lvlJc w:val="left"/>
+      <w:pPr>
+        <w:ind w:left="5040" w:hanging="360"/>
+      </w:pPr>
+    </w:lvl>
+    <w:lvl w:ilvl="7" w:tplc="04090019" w:tentative="1">
+      <w:start w:val="1"/>
+      <w:numFmt w:val="lowerLetter"/>
+      <w:lvlText w:val="%8."/>
+      <w:lvlJc w:val="left"/>
+      <w:pPr>
+        <w:ind w:left="5760" w:hanging="360"/>
+      </w:pPr>
+    </w:lvl>
+    <w:lvl w:ilvl="8" w:tplc="0409001B" w:tentative="1">
+      <w:start w:val="1"/>
+      <w:numFmt w:val="lowerRoman"/>
+      <w:lvlText w:val="%9."/>
+      <w:lvlJc w:val="right"/>
+      <w:pPr>
+        <w:ind w:left="6480" w:hanging="180"/>
+      </w:pPr>
+    </w:lvl>
+  </w:abstractNum>
+  <w:abstractNum w:abstractNumId="2" w15:restartNumberingAfterBreak="0">
+    <w:nsid w:val="5AAF3176"/>
+    <w:multiLevelType w:val="hybridMultilevel"/>
+    <w:tmpl w:val="67F22D98"/>
+    <w:lvl w:ilvl="0" w:tplc="B874D1C0">
+      <w:start w:val="1"/>
+      <w:numFmt w:val="lowerRoman"/>
+      <w:lvlText w:val="(%1)"/>
+      <w:lvlJc w:val="left"/>
+      <w:pPr>
+        <w:ind w:left="1080" w:hanging="720"/>
+      </w:pPr>
+      <w:rPr>
+        <w:rFonts w:hint="default"/>
+      </w:rPr>
+    </w:lvl>
+    <w:lvl w:ilvl="1" w:tplc="04090019" w:tentative="1">
+      <w:start w:val="1"/>
+      <w:numFmt w:val="lowerLetter"/>
+      <w:lvlText w:val="%2."/>
+      <w:lvlJc w:val="left"/>
+      <w:pPr>
+        <w:ind w:left="1440" w:hanging="360"/>
+      </w:pPr>
+    </w:lvl>
+    <w:lvl w:ilvl="2" w:tplc="0409001B" w:tentative="1">
+      <w:start w:val="1"/>
+      <w:numFmt w:val="lowerRoman"/>
+      <w:lvlText w:val="%3."/>
+      <w:lvlJc w:val="right"/>
+      <w:pPr>
+        <w:ind w:left="2160" w:hanging="180"/>
+      </w:pPr>
+    </w:lvl>
+    <w:lvl w:ilvl="3" w:tplc="0409000F" w:tentative="1">
+      <w:start w:val="1"/>
+      <w:numFmt w:val="decimal"/>
+      <w:lvlText w:val="%4."/>
+      <w:lvlJc w:val="left"/>
+      <w:pPr>
+        <w:ind w:left="2880" w:hanging="360"/>
+      </w:pPr>
+    </w:lvl>
+    <w:lvl w:ilvl="4" w:tplc="04090019" w:tentative="1">
+      <w:start w:val="1"/>
+      <w:numFmt w:val="lowerLetter"/>
+      <w:lvlText w:val="%5."/>
+      <w:lvlJc w:val="left"/>
+      <w:pPr>
+        <w:ind w:left="3600" w:hanging="360"/>
+      </w:pPr>
+    </w:lvl>
+    <w:lvl w:ilvl="5" w:tplc="0409001B" w:tentative="1">
+      <w:start w:val="1"/>
+      <w:numFmt w:val="lowerRoman"/>
+      <w:lvlText w:val="%6."/>
+      <w:lvlJc w:val="right"/>
+      <w:pPr>
+        <w:ind w:left="4320" w:hanging="180"/>
+      </w:pPr>
+    </w:lvl>
+    <w:lvl w:ilvl="6" w:tplc="0409000F" w:tentative="1">
+      <w:start w:val="1"/>
+      <w:numFmt w:val="decimal"/>
+      <w:lvlText w:val="%7."/>
+      <w:lvlJc w:val="left"/>
+      <w:pPr>
+        <w:ind w:left="5040" w:hanging="360"/>
+      </w:pPr>
+    </w:lvl>
+    <w:lvl w:ilvl="7" w:tplc="04090019" w:tentative="1">
+      <w:start w:val="1"/>
+      <w:numFmt w:val="lowerLetter"/>
+      <w:lvlText w:val="%8."/>
+      <w:lvlJc w:val="left"/>
+      <w:pPr>
+        <w:ind w:left="5760" w:hanging="360"/>
+      </w:pPr>
+    </w:lvl>
+    <w:lvl w:ilvl="8" w:tplc="0409001B" w:tentative="1">
+      <w:start w:val="1"/>
+      <w:numFmt w:val="lowerRoman"/>
+      <w:lvlText w:val="%9."/>
+      <w:lvlJc w:val="right"/>
+      <w:pPr>
+        <w:ind w:left="6480" w:hanging="180"/>
+      </w:pPr>
+    </w:lvl>
+  </w:abstractNum>
+  <w:abstractNum w:abstractNumId="3" w15:restartNumberingAfterBreak="0">
     <w:nsid w:val="6D7616D9"/>
     <w:multiLevelType w:val="hybridMultilevel"/>
     <w:tmpl w:val="05E0DA54"/>
@@ -699,7 +1080,7 @@
       </w:pPr>
     </w:lvl>
   </w:abstractNum>
-  <w:abstractNum w:abstractNumId="2" w15:restartNumberingAfterBreak="0">
+  <w:abstractNum w:abstractNumId="4" w15:restartNumberingAfterBreak="0">
     <w:nsid w:val="769C0F59"/>
     <w:multiLevelType w:val="hybridMultilevel"/>
     <w:tmpl w:val="50507D8A"/>
@@ -788,7 +1169,7 @@
       </w:pPr>
     </w:lvl>
   </w:abstractNum>
-  <w:abstractNum w:abstractNumId="3" w15:restartNumberingAfterBreak="0">
+  <w:abstractNum w:abstractNumId="5" w15:restartNumberingAfterBreak="0">
     <w:nsid w:val="7A0603EF"/>
     <w:multiLevelType w:val="hybridMultilevel"/>
     <w:tmpl w:val="35A69D8E"/>
@@ -878,16 +1259,22 @@
     </w:lvl>
   </w:abstractNum>
   <w:num w:numId="1" w16cid:durableId="1484156709">
-    <w:abstractNumId w:val="3"/>
+    <w:abstractNumId w:val="5"/>
   </w:num>
   <w:num w:numId="2" w16cid:durableId="489521039">
-    <w:abstractNumId w:val="2"/>
+    <w:abstractNumId w:val="4"/>
   </w:num>
   <w:num w:numId="3" w16cid:durableId="1678998727">
     <w:abstractNumId w:val="0"/>
   </w:num>
   <w:num w:numId="4" w16cid:durableId="1580479748">
+    <w:abstractNumId w:val="3"/>
+  </w:num>
+  <w:num w:numId="5" w16cid:durableId="110631135">
     <w:abstractNumId w:val="1"/>
+  </w:num>
+  <w:num w:numId="6" w16cid:durableId="518390555">
+    <w:abstractNumId w:val="2"/>
   </w:num>
 </w:numbering>
 </file>

--- a/reports/report 1.docx
+++ b/reports/report 1.docx
@@ -125,6 +125,7 @@
     <w:p/>
     <w:p>
       <w:pPr>
+        <w:jc w:val="center"/>
         <w:rPr>
           <w:b/>
           <w:bCs/>
@@ -135,9 +136,16 @@
         <w:rPr>
           <w:b/>
           <w:bCs/>
+        </w:rPr>
+        <w:lastRenderedPageBreak/>
+        <w:t xml:space="preserve">I </w:t>
+      </w:r>
+      <w:r>
+        <w:rPr>
+          <w:b/>
+          <w:bCs/>
           <w:u w:val="single"/>
         </w:rPr>
-        <w:lastRenderedPageBreak/>
         <w:t>PROTEINS:</w:t>
       </w:r>
     </w:p>
@@ -240,7 +248,13 @@
         </w:numPr>
       </w:pPr>
       <w:r>
-        <w:t xml:space="preserve"> A side chain (R group) - the only part that varies between amino acids and determines their chemical properties.</w:t>
+        <w:t xml:space="preserve"> A side chain (R group) </w:t>
+      </w:r>
+      <w:r>
+        <w:t>–</w:t>
+      </w:r>
+      <w:r>
+        <w:t xml:space="preserve"> the only part that varies between amino acids and determines their chemical properties.</w:t>
       </w:r>
     </w:p>
     <w:p>
@@ -703,14 +717,321 @@
     <w:p/>
     <w:p>
       <w:pPr>
-        <w:ind w:left="360"/>
         <w:jc w:val="center"/>
-      </w:pPr>
-    </w:p>
-    <w:p>
-      <w:pPr>
-        <w:ind w:left="360"/>
-      </w:pPr>
+        <w:rPr>
+          <w:b/>
+          <w:bCs/>
+          <w:u w:val="single"/>
+        </w:rPr>
+      </w:pPr>
+      <w:r>
+        <w:rPr>
+          <w:b/>
+          <w:bCs/>
+        </w:rPr>
+        <w:t xml:space="preserve">II </w:t>
+      </w:r>
+      <w:r>
+        <w:rPr>
+          <w:b/>
+          <w:bCs/>
+          <w:u w:val="single"/>
+        </w:rPr>
+        <w:t>PROTEIN-LIGAND INTERACTION</w:t>
+      </w:r>
+    </w:p>
+    <w:p>
+      <w:pPr>
+        <w:rPr>
+          <w:b/>
+          <w:bCs/>
+          <w:u w:val="single"/>
+        </w:rPr>
+      </w:pPr>
+      <w:r>
+        <w:rPr>
+          <w:b/>
+          <w:bCs/>
+          <w:u w:val="single"/>
+        </w:rPr>
+        <w:t>ENZYME-SUBSTRATE INTERACTIONS:</w:t>
+      </w:r>
+    </w:p>
+    <w:p>
+      <w:pPr>
+        <w:pStyle w:val="ListParagraph"/>
+        <w:numPr>
+          <w:ilvl w:val="0"/>
+          <w:numId w:val="7"/>
+        </w:numPr>
+      </w:pPr>
+      <w:r>
+        <w:t>Enzymes are special proteins with a specific part typically referred to as the </w:t>
+      </w:r>
+      <w:r>
+        <w:rPr>
+          <w:i/>
+          <w:iCs/>
+        </w:rPr>
+        <w:t>“lock”</w:t>
+      </w:r>
+      <w:r>
+        <w:t> (active site)</w:t>
+      </w:r>
+      <w:r>
+        <w:t>.</w:t>
+      </w:r>
+    </w:p>
+    <w:p>
+      <w:pPr>
+        <w:pStyle w:val="ListParagraph"/>
+        <w:numPr>
+          <w:ilvl w:val="0"/>
+          <w:numId w:val="7"/>
+        </w:numPr>
+      </w:pPr>
+      <w:r>
+        <w:t>S</w:t>
+      </w:r>
+      <w:r>
+        <w:t>ubstrates are the </w:t>
+      </w:r>
+      <w:r>
+        <w:rPr>
+          <w:i/>
+          <w:iCs/>
+        </w:rPr>
+        <w:t>“keys”</w:t>
+      </w:r>
+      <w:r>
+        <w:t> (molecules) that fit into the </w:t>
+      </w:r>
+      <w:r>
+        <w:rPr>
+          <w:i/>
+          <w:iCs/>
+        </w:rPr>
+        <w:t>lock</w:t>
+      </w:r>
+      <w:r>
+        <w:t>.</w:t>
+      </w:r>
+    </w:p>
+    <w:p>
+      <w:pPr>
+        <w:pStyle w:val="ListParagraph"/>
+        <w:numPr>
+          <w:ilvl w:val="0"/>
+          <w:numId w:val="7"/>
+        </w:numPr>
+      </w:pPr>
+      <w:r>
+        <w:t>When a substrate binds to a</w:t>
+      </w:r>
+      <w:r>
+        <w:t>n</w:t>
+      </w:r>
+      <w:r>
+        <w:t xml:space="preserve"> enzyme, it undergoes a chemical reaction and is converted into a product.</w:t>
+      </w:r>
+    </w:p>
+    <w:p>
+      <w:pPr>
+        <w:pStyle w:val="ListParagraph"/>
+        <w:numPr>
+          <w:ilvl w:val="0"/>
+          <w:numId w:val="7"/>
+        </w:numPr>
+      </w:pPr>
+      <w:r>
+        <w:lastRenderedPageBreak/>
+        <w:t>Enzyme releases the product after the reaction and returns to its original shape.</w:t>
+      </w:r>
+    </w:p>
+    <w:p>
+      <w:pPr>
+        <w:pStyle w:val="ListParagraph"/>
+        <w:ind w:left="813"/>
+      </w:pPr>
+    </w:p>
+    <w:p>
+      <w:pPr>
+        <w:pStyle w:val="ListParagraph"/>
+        <w:ind w:left="813"/>
+        <w:jc w:val="center"/>
+      </w:pPr>
+      <w:r>
+        <w:drawing>
+          <wp:inline distT="0" distB="0" distL="0" distR="0" wp14:anchorId="5AD15070" wp14:editId="2B07D033">
+            <wp:extent cx="5006774" cy="2865368"/>
+            <wp:effectExtent l="0" t="0" r="3810" b="0"/>
+            <wp:docPr id="71259148" name="Picture 1"/>
+            <wp:cNvGraphicFramePr>
+              <a:graphicFrameLocks xmlns:a="http://schemas.openxmlformats.org/drawingml/2006/main" noChangeAspect="1"/>
+            </wp:cNvGraphicFramePr>
+            <a:graphic xmlns:a="http://schemas.openxmlformats.org/drawingml/2006/main">
+              <a:graphicData uri="http://schemas.openxmlformats.org/drawingml/2006/picture">
+                <pic:pic xmlns:pic="http://schemas.openxmlformats.org/drawingml/2006/picture">
+                  <pic:nvPicPr>
+                    <pic:cNvPr id="71259148" name=""/>
+                    <pic:cNvPicPr/>
+                  </pic:nvPicPr>
+                  <pic:blipFill>
+                    <a:blip r:embed="rId9"/>
+                    <a:stretch>
+                      <a:fillRect/>
+                    </a:stretch>
+                  </pic:blipFill>
+                  <pic:spPr>
+                    <a:xfrm>
+                      <a:off x="0" y="0"/>
+                      <a:ext cx="5006774" cy="2865368"/>
+                    </a:xfrm>
+                    <a:prstGeom prst="rect">
+                      <a:avLst/>
+                    </a:prstGeom>
+                  </pic:spPr>
+                </pic:pic>
+              </a:graphicData>
+            </a:graphic>
+          </wp:inline>
+        </w:drawing>
+      </w:r>
+    </w:p>
+    <w:p/>
+    <w:p>
+      <w:pPr>
+        <w:rPr>
+          <w:b/>
+          <w:bCs/>
+          <w:u w:val="single"/>
+        </w:rPr>
+      </w:pPr>
+      <w:r>
+        <w:rPr>
+          <w:b/>
+          <w:bCs/>
+          <w:u w:val="single"/>
+        </w:rPr>
+        <w:t>PROTEIN-NUCLEIC ACID INTERACTIONS:</w:t>
+      </w:r>
+    </w:p>
+    <w:p>
+      <w:pPr>
+        <w:pStyle w:val="ListParagraph"/>
+        <w:numPr>
+          <w:ilvl w:val="0"/>
+          <w:numId w:val="8"/>
+        </w:numPr>
+      </w:pPr>
+      <w:r>
+        <w:t>Proteins can connect to nucleic acids (DNA and RNA) to regulate gene expression, DNA replication, and RNA processing.</w:t>
+      </w:r>
+    </w:p>
+    <w:p>
+      <w:pPr>
+        <w:pStyle w:val="ListParagraph"/>
+        <w:numPr>
+          <w:ilvl w:val="0"/>
+          <w:numId w:val="8"/>
+        </w:numPr>
+      </w:pPr>
+      <w:r>
+        <w:t>S</w:t>
+      </w:r>
+      <w:r>
+        <w:t>ome proteins can bind to specific spots in the DNA and prevent those spots from being “read”, ensuring that genes are activated or suppressed when needed</w:t>
+      </w:r>
+      <w:r>
+        <w:t>.</w:t>
+      </w:r>
+    </w:p>
+    <w:p>
+      <w:pPr>
+        <w:pStyle w:val="ListParagraph"/>
+        <w:ind w:left="1080"/>
+      </w:pPr>
+    </w:p>
+    <w:p>
+      <w:pPr>
+        <w:pStyle w:val="ListParagraph"/>
+        <w:ind w:left="1080"/>
+        <w:jc w:val="center"/>
+      </w:pPr>
+      <w:r>
+        <w:drawing>
+          <wp:inline distT="0" distB="0" distL="0" distR="0" wp14:anchorId="126A88B7" wp14:editId="07174390">
+            <wp:extent cx="3596640" cy="2487677"/>
+            <wp:effectExtent l="0" t="0" r="3810" b="8255"/>
+            <wp:docPr id="1947820370" name="Picture 1"/>
+            <wp:cNvGraphicFramePr>
+              <a:graphicFrameLocks xmlns:a="http://schemas.openxmlformats.org/drawingml/2006/main" noChangeAspect="1"/>
+            </wp:cNvGraphicFramePr>
+            <a:graphic xmlns:a="http://schemas.openxmlformats.org/drawingml/2006/main">
+              <a:graphicData uri="http://schemas.openxmlformats.org/drawingml/2006/picture">
+                <pic:pic xmlns:pic="http://schemas.openxmlformats.org/drawingml/2006/picture">
+                  <pic:nvPicPr>
+                    <pic:cNvPr id="1947820370" name=""/>
+                    <pic:cNvPicPr/>
+                  </pic:nvPicPr>
+                  <pic:blipFill>
+                    <a:blip r:embed="rId10"/>
+                    <a:stretch>
+                      <a:fillRect/>
+                    </a:stretch>
+                  </pic:blipFill>
+                  <pic:spPr>
+                    <a:xfrm>
+                      <a:off x="0" y="0"/>
+                      <a:ext cx="3609729" cy="2496730"/>
+                    </a:xfrm>
+                    <a:prstGeom prst="rect">
+                      <a:avLst/>
+                    </a:prstGeom>
+                  </pic:spPr>
+                </pic:pic>
+              </a:graphicData>
+            </a:graphic>
+          </wp:inline>
+        </w:drawing>
+      </w:r>
+    </w:p>
+    <w:p>
+      <w:pPr>
+        <w:pStyle w:val="ListParagraph"/>
+        <w:ind w:left="1080"/>
+        <w:jc w:val="center"/>
+      </w:pPr>
+    </w:p>
+    <w:p>
+      <w:pPr>
+        <w:rPr>
+          <w:b/>
+          <w:bCs/>
+          <w:u w:val="single"/>
+        </w:rPr>
+      </w:pPr>
+      <w:r>
+        <w:rPr>
+          <w:b/>
+          <w:bCs/>
+          <w:u w:val="single"/>
+        </w:rPr>
+        <w:lastRenderedPageBreak/>
+        <w:t>BINDING AFFINITY AND DISSOCIATION CONSTANT:</w:t>
+      </w:r>
+    </w:p>
+    <w:p>
+      <w:pPr>
+        <w:pStyle w:val="ListParagraph"/>
+        <w:numPr>
+          <w:ilvl w:val="0"/>
+          <w:numId w:val="9"/>
+        </w:numPr>
+      </w:pPr>
+      <w:r>
+        <w:t>Binding affinity is the measure of how tightly a ligand binds with the active site.</w:t>
+      </w:r>
     </w:p>
     <w:sectPr>
       <w:pgSz w:w="12240" w:h="15840"/>
@@ -725,6 +1046,181 @@
 <file path=word/numbering.xml><?xml version="1.0" encoding="utf-8"?>
 <w:numbering xmlns:wpc="http://schemas.microsoft.com/office/word/2010/wordprocessingCanvas" xmlns:cx="http://schemas.microsoft.com/office/drawing/2014/chartex" xmlns:cx1="http://schemas.microsoft.com/office/drawing/2015/9/8/chartex" xmlns:cx2="http://schemas.microsoft.com/office/drawing/2015/10/21/chartex" xmlns:cx3="http://schemas.microsoft.com/office/drawing/2016/5/9/chartex" xmlns:cx4="http://schemas.microsoft.com/office/drawing/2016/5/10/chartex" xmlns:cx5="http://schemas.microsoft.com/office/drawing/2016/5/11/chartex" xmlns:cx6="http://schemas.microsoft.com/office/drawing/2016/5/12/chartex" xmlns:cx7="http://schemas.microsoft.com/office/drawing/2016/5/13/chartex" xmlns:cx8="http://schemas.microsoft.com/office/drawing/2016/5/14/chartex" xmlns:mc="http://schemas.openxmlformats.org/markup-compatibility/2006" xmlns:aink="http://schemas.microsoft.com/office/drawing/2016/ink" xmlns:am3d="http://schemas.microsoft.com/office/drawing/2017/model3d" xmlns:o="urn:schemas-microsoft-com:office:office" xmlns:oel="http://schemas.microsoft.com/office/2019/extlst" xmlns:r="http://schemas.openxmlformats.org/officeDocument/2006/relationships" xmlns:m="http://schemas.openxmlformats.org/officeDocument/2006/math" xmlns:v="urn:schemas-microsoft-com:vml" xmlns:wp14="http://schemas.microsoft.com/office/word/2010/wordprocessingDrawing" xmlns:wp="http://schemas.openxmlformats.org/drawingml/2006/wordprocessingDrawing" xmlns:w10="urn:schemas-microsoft-com:office:word" xmlns:w="http://schemas.openxmlformats.org/wordprocessingml/2006/main" xmlns:w14="http://schemas.microsoft.com/office/word/2010/wordml" xmlns:w15="http://schemas.microsoft.com/office/word/2012/wordml" xmlns:w16cei="http://schemas.microsoft.com/office/word/2026/wordml/cei" xmlns:w16cex="http://schemas.microsoft.com/office/word/2018/wordml/cex" xmlns:w16cid="http://schemas.microsoft.com/office/word/2016/wordml/cid" xmlns:w16="http://schemas.microsoft.com/office/word/2018/wordml" xmlns:w16du="http://schemas.microsoft.com/office/word/2023/wordml/word16du" xmlns:w16sdtdh="http://schemas.microsoft.com/office/word/2020/wordml/sdtdatahash" xmlns:w16sdtfl="http://schemas.microsoft.com/office/word/2024/wordml/sdtformatlock" xmlns:w16se="http://schemas.microsoft.com/office/word/2015/wordml/symex" xmlns:wpg="http://schemas.microsoft.com/office/word/2010/wordprocessingGroup" xmlns:wpi="http://schemas.microsoft.com/office/word/2010/wordprocessingInk" xmlns:wne="http://schemas.microsoft.com/office/word/2006/wordml" xmlns:wps="http://schemas.microsoft.com/office/word/2010/wordprocessingShape" mc:Ignorable="w14 w15 w16se w16cid w16 w16cex w16sdtdh w16sdtfl w16du wp14">
   <w:abstractNum w:abstractNumId="0" w15:restartNumberingAfterBreak="0">
+    <w:nsid w:val="1D4D49EA"/>
+    <w:multiLevelType w:val="hybridMultilevel"/>
+    <w:tmpl w:val="A6442F6A"/>
+    <w:lvl w:ilvl="0" w:tplc="0409001B">
+      <w:start w:val="1"/>
+      <w:numFmt w:val="lowerRoman"/>
+      <w:lvlText w:val="%1."/>
+      <w:lvlJc w:val="right"/>
+      <w:pPr>
+        <w:ind w:left="813" w:hanging="360"/>
+      </w:pPr>
+    </w:lvl>
+    <w:lvl w:ilvl="1" w:tplc="04090019" w:tentative="1">
+      <w:start w:val="1"/>
+      <w:numFmt w:val="lowerLetter"/>
+      <w:lvlText w:val="%2."/>
+      <w:lvlJc w:val="left"/>
+      <w:pPr>
+        <w:ind w:left="1533" w:hanging="360"/>
+      </w:pPr>
+    </w:lvl>
+    <w:lvl w:ilvl="2" w:tplc="0409001B" w:tentative="1">
+      <w:start w:val="1"/>
+      <w:numFmt w:val="lowerRoman"/>
+      <w:lvlText w:val="%3."/>
+      <w:lvlJc w:val="right"/>
+      <w:pPr>
+        <w:ind w:left="2253" w:hanging="180"/>
+      </w:pPr>
+    </w:lvl>
+    <w:lvl w:ilvl="3" w:tplc="0409000F" w:tentative="1">
+      <w:start w:val="1"/>
+      <w:numFmt w:val="decimal"/>
+      <w:lvlText w:val="%4."/>
+      <w:lvlJc w:val="left"/>
+      <w:pPr>
+        <w:ind w:left="2973" w:hanging="360"/>
+      </w:pPr>
+    </w:lvl>
+    <w:lvl w:ilvl="4" w:tplc="04090019" w:tentative="1">
+      <w:start w:val="1"/>
+      <w:numFmt w:val="lowerLetter"/>
+      <w:lvlText w:val="%5."/>
+      <w:lvlJc w:val="left"/>
+      <w:pPr>
+        <w:ind w:left="3693" w:hanging="360"/>
+      </w:pPr>
+    </w:lvl>
+    <w:lvl w:ilvl="5" w:tplc="0409001B" w:tentative="1">
+      <w:start w:val="1"/>
+      <w:numFmt w:val="lowerRoman"/>
+      <w:lvlText w:val="%6."/>
+      <w:lvlJc w:val="right"/>
+      <w:pPr>
+        <w:ind w:left="4413" w:hanging="180"/>
+      </w:pPr>
+    </w:lvl>
+    <w:lvl w:ilvl="6" w:tplc="0409000F" w:tentative="1">
+      <w:start w:val="1"/>
+      <w:numFmt w:val="decimal"/>
+      <w:lvlText w:val="%7."/>
+      <w:lvlJc w:val="left"/>
+      <w:pPr>
+        <w:ind w:left="5133" w:hanging="360"/>
+      </w:pPr>
+    </w:lvl>
+    <w:lvl w:ilvl="7" w:tplc="04090019" w:tentative="1">
+      <w:start w:val="1"/>
+      <w:numFmt w:val="lowerLetter"/>
+      <w:lvlText w:val="%8."/>
+      <w:lvlJc w:val="left"/>
+      <w:pPr>
+        <w:ind w:left="5853" w:hanging="360"/>
+      </w:pPr>
+    </w:lvl>
+    <w:lvl w:ilvl="8" w:tplc="0409001B" w:tentative="1">
+      <w:start w:val="1"/>
+      <w:numFmt w:val="lowerRoman"/>
+      <w:lvlText w:val="%9."/>
+      <w:lvlJc w:val="right"/>
+      <w:pPr>
+        <w:ind w:left="6573" w:hanging="180"/>
+      </w:pPr>
+    </w:lvl>
+  </w:abstractNum>
+  <w:abstractNum w:abstractNumId="1" w15:restartNumberingAfterBreak="0">
+    <w:nsid w:val="298A5DC8"/>
+    <w:multiLevelType w:val="hybridMultilevel"/>
+    <w:tmpl w:val="A32E858A"/>
+    <w:lvl w:ilvl="0" w:tplc="F854709C">
+      <w:start w:val="1"/>
+      <w:numFmt w:val="lowerRoman"/>
+      <w:lvlText w:val="%1."/>
+      <w:lvlJc w:val="left"/>
+      <w:pPr>
+        <w:ind w:left="1080" w:hanging="720"/>
+      </w:pPr>
+      <w:rPr>
+        <w:rFonts w:hint="default"/>
+      </w:rPr>
+    </w:lvl>
+    <w:lvl w:ilvl="1" w:tplc="04090019" w:tentative="1">
+      <w:start w:val="1"/>
+      <w:numFmt w:val="lowerLetter"/>
+      <w:lvlText w:val="%2."/>
+      <w:lvlJc w:val="left"/>
+      <w:pPr>
+        <w:ind w:left="1440" w:hanging="360"/>
+      </w:pPr>
+    </w:lvl>
+    <w:lvl w:ilvl="2" w:tplc="0409001B" w:tentative="1">
+      <w:start w:val="1"/>
+      <w:numFmt w:val="lowerRoman"/>
+      <w:lvlText w:val="%3."/>
+      <w:lvlJc w:val="right"/>
+      <w:pPr>
+        <w:ind w:left="2160" w:hanging="180"/>
+      </w:pPr>
+    </w:lvl>
+    <w:lvl w:ilvl="3" w:tplc="0409000F" w:tentative="1">
+      <w:start w:val="1"/>
+      <w:numFmt w:val="decimal"/>
+      <w:lvlText w:val="%4."/>
+      <w:lvlJc w:val="left"/>
+      <w:pPr>
+        <w:ind w:left="2880" w:hanging="360"/>
+      </w:pPr>
+    </w:lvl>
+    <w:lvl w:ilvl="4" w:tplc="04090019" w:tentative="1">
+      <w:start w:val="1"/>
+      <w:numFmt w:val="lowerLetter"/>
+      <w:lvlText w:val="%5."/>
+      <w:lvlJc w:val="left"/>
+      <w:pPr>
+        <w:ind w:left="3600" w:hanging="360"/>
+      </w:pPr>
+    </w:lvl>
+    <w:lvl w:ilvl="5" w:tplc="0409001B" w:tentative="1">
+      <w:start w:val="1"/>
+      <w:numFmt w:val="lowerRoman"/>
+      <w:lvlText w:val="%6."/>
+      <w:lvlJc w:val="right"/>
+      <w:pPr>
+        <w:ind w:left="4320" w:hanging="180"/>
+      </w:pPr>
+    </w:lvl>
+    <w:lvl w:ilvl="6" w:tplc="0409000F" w:tentative="1">
+      <w:start w:val="1"/>
+      <w:numFmt w:val="decimal"/>
+      <w:lvlText w:val="%7."/>
+      <w:lvlJc w:val="left"/>
+      <w:pPr>
+        <w:ind w:left="5040" w:hanging="360"/>
+      </w:pPr>
+    </w:lvl>
+    <w:lvl w:ilvl="7" w:tplc="04090019" w:tentative="1">
+      <w:start w:val="1"/>
+      <w:numFmt w:val="lowerLetter"/>
+      <w:lvlText w:val="%8."/>
+      <w:lvlJc w:val="left"/>
+      <w:pPr>
+        <w:ind w:left="5760" w:hanging="360"/>
+      </w:pPr>
+    </w:lvl>
+    <w:lvl w:ilvl="8" w:tplc="0409001B" w:tentative="1">
+      <w:start w:val="1"/>
+      <w:numFmt w:val="lowerRoman"/>
+      <w:lvlText w:val="%9."/>
+      <w:lvlJc w:val="right"/>
+      <w:pPr>
+        <w:ind w:left="6480" w:hanging="180"/>
+      </w:pPr>
+    </w:lvl>
+  </w:abstractNum>
+  <w:abstractNum w:abstractNumId="2" w15:restartNumberingAfterBreak="0">
     <w:nsid w:val="3EE94185"/>
     <w:multiLevelType w:val="hybridMultilevel"/>
     <w:tmpl w:val="7F3EE356"/>
@@ -813,7 +1309,7 @@
       </w:pPr>
     </w:lvl>
   </w:abstractNum>
-  <w:abstractNum w:abstractNumId="1" w15:restartNumberingAfterBreak="0">
+  <w:abstractNum w:abstractNumId="3" w15:restartNumberingAfterBreak="0">
     <w:nsid w:val="443D1176"/>
     <w:multiLevelType w:val="hybridMultilevel"/>
     <w:tmpl w:val="A35803FA"/>
@@ -902,7 +1398,96 @@
       </w:pPr>
     </w:lvl>
   </w:abstractNum>
-  <w:abstractNum w:abstractNumId="2" w15:restartNumberingAfterBreak="0">
+  <w:abstractNum w:abstractNumId="4" w15:restartNumberingAfterBreak="0">
+    <w:nsid w:val="47A706B3"/>
+    <w:multiLevelType w:val="hybridMultilevel"/>
+    <w:tmpl w:val="31A84218"/>
+    <w:lvl w:ilvl="0" w:tplc="2EAAA62A">
+      <w:start w:val="1"/>
+      <w:numFmt w:val="lowerRoman"/>
+      <w:lvlText w:val="%1."/>
+      <w:lvlJc w:val="left"/>
+      <w:pPr>
+        <w:ind w:left="1080" w:hanging="720"/>
+      </w:pPr>
+      <w:rPr>
+        <w:rFonts w:hint="default"/>
+      </w:rPr>
+    </w:lvl>
+    <w:lvl w:ilvl="1" w:tplc="04090019" w:tentative="1">
+      <w:start w:val="1"/>
+      <w:numFmt w:val="lowerLetter"/>
+      <w:lvlText w:val="%2."/>
+      <w:lvlJc w:val="left"/>
+      <w:pPr>
+        <w:ind w:left="1440" w:hanging="360"/>
+      </w:pPr>
+    </w:lvl>
+    <w:lvl w:ilvl="2" w:tplc="0409001B" w:tentative="1">
+      <w:start w:val="1"/>
+      <w:numFmt w:val="lowerRoman"/>
+      <w:lvlText w:val="%3."/>
+      <w:lvlJc w:val="right"/>
+      <w:pPr>
+        <w:ind w:left="2160" w:hanging="180"/>
+      </w:pPr>
+    </w:lvl>
+    <w:lvl w:ilvl="3" w:tplc="0409000F" w:tentative="1">
+      <w:start w:val="1"/>
+      <w:numFmt w:val="decimal"/>
+      <w:lvlText w:val="%4."/>
+      <w:lvlJc w:val="left"/>
+      <w:pPr>
+        <w:ind w:left="2880" w:hanging="360"/>
+      </w:pPr>
+    </w:lvl>
+    <w:lvl w:ilvl="4" w:tplc="04090019" w:tentative="1">
+      <w:start w:val="1"/>
+      <w:numFmt w:val="lowerLetter"/>
+      <w:lvlText w:val="%5."/>
+      <w:lvlJc w:val="left"/>
+      <w:pPr>
+        <w:ind w:left="3600" w:hanging="360"/>
+      </w:pPr>
+    </w:lvl>
+    <w:lvl w:ilvl="5" w:tplc="0409001B" w:tentative="1">
+      <w:start w:val="1"/>
+      <w:numFmt w:val="lowerRoman"/>
+      <w:lvlText w:val="%6."/>
+      <w:lvlJc w:val="right"/>
+      <w:pPr>
+        <w:ind w:left="4320" w:hanging="180"/>
+      </w:pPr>
+    </w:lvl>
+    <w:lvl w:ilvl="6" w:tplc="0409000F" w:tentative="1">
+      <w:start w:val="1"/>
+      <w:numFmt w:val="decimal"/>
+      <w:lvlText w:val="%7."/>
+      <w:lvlJc w:val="left"/>
+      <w:pPr>
+        <w:ind w:left="5040" w:hanging="360"/>
+      </w:pPr>
+    </w:lvl>
+    <w:lvl w:ilvl="7" w:tplc="04090019" w:tentative="1">
+      <w:start w:val="1"/>
+      <w:numFmt w:val="lowerLetter"/>
+      <w:lvlText w:val="%8."/>
+      <w:lvlJc w:val="left"/>
+      <w:pPr>
+        <w:ind w:left="5760" w:hanging="360"/>
+      </w:pPr>
+    </w:lvl>
+    <w:lvl w:ilvl="8" w:tplc="0409001B" w:tentative="1">
+      <w:start w:val="1"/>
+      <w:numFmt w:val="lowerRoman"/>
+      <w:lvlText w:val="%9."/>
+      <w:lvlJc w:val="right"/>
+      <w:pPr>
+        <w:ind w:left="6480" w:hanging="180"/>
+      </w:pPr>
+    </w:lvl>
+  </w:abstractNum>
+  <w:abstractNum w:abstractNumId="5" w15:restartNumberingAfterBreak="0">
     <w:nsid w:val="5AAF3176"/>
     <w:multiLevelType w:val="hybridMultilevel"/>
     <w:tmpl w:val="67F22D98"/>
@@ -991,7 +1576,7 @@
       </w:pPr>
     </w:lvl>
   </w:abstractNum>
-  <w:abstractNum w:abstractNumId="3" w15:restartNumberingAfterBreak="0">
+  <w:abstractNum w:abstractNumId="6" w15:restartNumberingAfterBreak="0">
     <w:nsid w:val="6D7616D9"/>
     <w:multiLevelType w:val="hybridMultilevel"/>
     <w:tmpl w:val="05E0DA54"/>
@@ -1080,7 +1665,7 @@
       </w:pPr>
     </w:lvl>
   </w:abstractNum>
-  <w:abstractNum w:abstractNumId="4" w15:restartNumberingAfterBreak="0">
+  <w:abstractNum w:abstractNumId="7" w15:restartNumberingAfterBreak="0">
     <w:nsid w:val="769C0F59"/>
     <w:multiLevelType w:val="hybridMultilevel"/>
     <w:tmpl w:val="50507D8A"/>
@@ -1169,7 +1754,7 @@
       </w:pPr>
     </w:lvl>
   </w:abstractNum>
-  <w:abstractNum w:abstractNumId="5" w15:restartNumberingAfterBreak="0">
+  <w:abstractNum w:abstractNumId="8" w15:restartNumberingAfterBreak="0">
     <w:nsid w:val="7A0603EF"/>
     <w:multiLevelType w:val="hybridMultilevel"/>
     <w:tmpl w:val="35A69D8E"/>
@@ -1259,22 +1844,31 @@
     </w:lvl>
   </w:abstractNum>
   <w:num w:numId="1" w16cid:durableId="1484156709">
+    <w:abstractNumId w:val="8"/>
+  </w:num>
+  <w:num w:numId="2" w16cid:durableId="489521039">
+    <w:abstractNumId w:val="7"/>
+  </w:num>
+  <w:num w:numId="3" w16cid:durableId="1678998727">
+    <w:abstractNumId w:val="2"/>
+  </w:num>
+  <w:num w:numId="4" w16cid:durableId="1580479748">
+    <w:abstractNumId w:val="6"/>
+  </w:num>
+  <w:num w:numId="5" w16cid:durableId="110631135">
+    <w:abstractNumId w:val="3"/>
+  </w:num>
+  <w:num w:numId="6" w16cid:durableId="518390555">
     <w:abstractNumId w:val="5"/>
   </w:num>
-  <w:num w:numId="2" w16cid:durableId="489521039">
-    <w:abstractNumId w:val="4"/>
-  </w:num>
-  <w:num w:numId="3" w16cid:durableId="1678998727">
+  <w:num w:numId="7" w16cid:durableId="1060907704">
     <w:abstractNumId w:val="0"/>
   </w:num>
-  <w:num w:numId="4" w16cid:durableId="1580479748">
-    <w:abstractNumId w:val="3"/>
-  </w:num>
-  <w:num w:numId="5" w16cid:durableId="110631135">
+  <w:num w:numId="8" w16cid:durableId="227619355">
     <w:abstractNumId w:val="1"/>
   </w:num>
-  <w:num w:numId="6" w16cid:durableId="518390555">
-    <w:abstractNumId w:val="2"/>
+  <w:num w:numId="9" w16cid:durableId="390158098">
+    <w:abstractNumId w:val="4"/>
   </w:num>
 </w:numbering>
 </file>
@@ -1882,7 +2476,6 @@
   <w:style w:type="character" w:default="1" w:styleId="DefaultParagraphFont">
     <w:name w:val="Default Paragraph Font"/>
     <w:uiPriority w:val="1"/>
-    <w:semiHidden/>
     <w:unhideWhenUsed/>
   </w:style>
   <w:style w:type="table" w:default="1" w:styleId="TableNormal">

--- a/reports/report 1.docx
+++ b/reports/report 1.docx
@@ -1033,6 +1033,574 @@
         <w:t>Binding affinity is the measure of how tightly a ligand binds with the active site.</w:t>
       </w:r>
     </w:p>
+    <w:p>
+      <w:pPr>
+        <w:pStyle w:val="ListParagraph"/>
+        <w:numPr>
+          <w:ilvl w:val="0"/>
+          <w:numId w:val="9"/>
+        </w:numPr>
+      </w:pPr>
+      <w:r>
+        <w:t xml:space="preserve">Suppose we represent ligand as {L} and protein as {P} then when they are bound </w:t>
+      </w:r>
+      <w:proofErr w:type="gramStart"/>
+      <w:r>
+        <w:t>together</w:t>
+      </w:r>
+      <w:proofErr w:type="gramEnd"/>
+      <w:r>
+        <w:t xml:space="preserve"> we will represent them as {LP}. This </w:t>
+      </w:r>
+      <w:proofErr w:type="gramStart"/>
+      <w:r>
+        <w:t>is  a</w:t>
+      </w:r>
+      <w:proofErr w:type="gramEnd"/>
+      <w:r>
+        <w:t xml:space="preserve"> two-state process and can be represented as:</w:t>
+      </w:r>
+    </w:p>
+    <w:p>
+      <w:pPr>
+        <w:pStyle w:val="ListParagraph"/>
+        <w:ind w:left="1080"/>
+        <w:jc w:val="center"/>
+        <w:rPr>
+          <w:rFonts w:eastAsiaTheme="minorEastAsia"/>
+        </w:rPr>
+      </w:pPr>
+      <w:r>
+        <w:t xml:space="preserve">L + P </w:t>
+      </w:r>
+      <m:oMath>
+        <m:r>
+          <w:rPr>
+            <w:rFonts w:ascii="Cambria Math" w:hAnsi="Cambria Math"/>
+          </w:rPr>
+          <m:t>⇌</m:t>
+        </m:r>
+      </m:oMath>
+      <w:r>
+        <w:rPr>
+          <w:rFonts w:eastAsiaTheme="minorEastAsia"/>
+        </w:rPr>
+        <w:t xml:space="preserve"> LP</w:t>
+      </w:r>
+    </w:p>
+    <w:p>
+      <w:pPr>
+        <w:pStyle w:val="ListParagraph"/>
+        <w:numPr>
+          <w:ilvl w:val="0"/>
+          <w:numId w:val="9"/>
+        </w:numPr>
+      </w:pPr>
+      <w:r>
+        <w:t>The dissociation constant can be calculated as:</w:t>
+      </w:r>
+    </w:p>
+    <w:p>
+      <w:pPr>
+        <w:pStyle w:val="ListParagraph"/>
+        <w:ind w:left="1080"/>
+      </w:pPr>
+      <m:oMathPara>
+        <m:oMath>
+          <m:sSub>
+            <m:sSubPr>
+              <m:ctrlPr>
+                <w:rPr>
+                  <w:rFonts w:ascii="Cambria Math" w:hAnsi="Cambria Math"/>
+                  <w:i/>
+                </w:rPr>
+              </m:ctrlPr>
+            </m:sSubPr>
+            <m:e>
+              <m:r>
+                <w:rPr>
+                  <w:rFonts w:ascii="Cambria Math" w:hAnsi="Cambria Math"/>
+                </w:rPr>
+                <m:t>k</m:t>
+              </m:r>
+            </m:e>
+            <m:sub>
+              <m:r>
+                <w:rPr>
+                  <w:rFonts w:ascii="Cambria Math" w:hAnsi="Cambria Math"/>
+                </w:rPr>
+                <m:t>D</m:t>
+              </m:r>
+            </m:sub>
+          </m:sSub>
+          <m:r>
+            <w:rPr>
+              <w:rFonts w:ascii="Cambria Math" w:hAnsi="Cambria Math"/>
+            </w:rPr>
+            <m:t>=</m:t>
+          </m:r>
+          <m:f>
+            <m:fPr>
+              <m:ctrlPr>
+                <w:rPr>
+                  <w:rFonts w:ascii="Cambria Math" w:hAnsi="Cambria Math"/>
+                  <w:i/>
+                </w:rPr>
+              </m:ctrlPr>
+            </m:fPr>
+            <m:num>
+              <m:d>
+                <m:dPr>
+                  <m:begChr m:val="["/>
+                  <m:endChr m:val="]"/>
+                  <m:ctrlPr>
+                    <w:rPr>
+                      <w:rFonts w:ascii="Cambria Math" w:hAnsi="Cambria Math"/>
+                      <w:i/>
+                    </w:rPr>
+                  </m:ctrlPr>
+                </m:dPr>
+                <m:e>
+                  <m:r>
+                    <w:rPr>
+                      <w:rFonts w:ascii="Cambria Math" w:hAnsi="Cambria Math"/>
+                    </w:rPr>
+                    <m:t>L</m:t>
+                  </m:r>
+                </m:e>
+              </m:d>
+              <m:r>
+                <w:rPr>
+                  <w:rFonts w:ascii="Cambria Math" w:hAnsi="Cambria Math"/>
+                </w:rPr>
+                <m:t>[P]</m:t>
+              </m:r>
+            </m:num>
+            <m:den>
+              <m:r>
+                <w:rPr>
+                  <w:rFonts w:ascii="Cambria Math" w:hAnsi="Cambria Math"/>
+                </w:rPr>
+                <m:t>[LP]</m:t>
+              </m:r>
+            </m:den>
+          </m:f>
+        </m:oMath>
+      </m:oMathPara>
+    </w:p>
+    <w:p>
+      <w:pPr>
+        <w:pStyle w:val="ListParagraph"/>
+        <w:numPr>
+          <w:ilvl w:val="0"/>
+          <w:numId w:val="9"/>
+        </w:numPr>
+      </w:pPr>
+      <w:r>
+        <w:t>A lower dissociation constant means higher binding affinity and a higher dissociation constant means lower binding affinity.</w:t>
+      </w:r>
+    </w:p>
+    <w:p>
+      <w:pPr>
+        <w:pStyle w:val="ListParagraph"/>
+        <w:numPr>
+          <w:ilvl w:val="0"/>
+          <w:numId w:val="9"/>
+        </w:numPr>
+      </w:pPr>
+      <w:r>
+        <w:t>Ideal drug candidates have higher binding affinity to intended targets.</w:t>
+      </w:r>
+    </w:p>
+    <w:p>
+      <w:pPr>
+        <w:ind w:left="360"/>
+      </w:pPr>
+    </w:p>
+    <w:p>
+      <w:pPr>
+        <w:ind w:left="360"/>
+        <w:jc w:val="center"/>
+        <w:rPr>
+          <w:b/>
+          <w:bCs/>
+          <w:u w:val="single"/>
+        </w:rPr>
+      </w:pPr>
+      <w:r>
+        <w:rPr>
+          <w:b/>
+          <w:bCs/>
+        </w:rPr>
+        <w:t xml:space="preserve">III </w:t>
+      </w:r>
+      <w:r>
+        <w:rPr>
+          <w:b/>
+          <w:bCs/>
+          <w:u w:val="single"/>
+        </w:rPr>
+        <w:t>MOLECULAR DOCKING</w:t>
+      </w:r>
+    </w:p>
+    <w:p>
+      <w:pPr>
+        <w:rPr>
+          <w:b/>
+          <w:bCs/>
+          <w:u w:val="single"/>
+        </w:rPr>
+      </w:pPr>
+      <w:r>
+        <w:rPr>
+          <w:b/>
+          <w:bCs/>
+          <w:u w:val="single"/>
+        </w:rPr>
+        <w:t>UNDERSTANDING DOCKING</w:t>
+      </w:r>
+    </w:p>
+    <w:p>
+      <w:pPr>
+        <w:pStyle w:val="ListParagraph"/>
+        <w:numPr>
+          <w:ilvl w:val="0"/>
+          <w:numId w:val="10"/>
+        </w:numPr>
+      </w:pPr>
+      <w:r>
+        <w:t>Molecular recognition is the ability of biomolecules to recognize other biomolecules and selectively interact with them in order to promote fundamental biological events</w:t>
+      </w:r>
+      <w:r>
+        <w:t xml:space="preserve"> this is known as Molecular Docking.</w:t>
+      </w:r>
+    </w:p>
+    <w:p>
+      <w:pPr>
+        <w:pStyle w:val="ListParagraph"/>
+        <w:numPr>
+          <w:ilvl w:val="0"/>
+          <w:numId w:val="10"/>
+        </w:numPr>
+      </w:pPr>
+      <w:r>
+        <w:t>Types of Molecular Docking:</w:t>
+      </w:r>
+    </w:p>
+    <w:p>
+      <w:pPr>
+        <w:pStyle w:val="ListParagraph"/>
+        <w:numPr>
+          <w:ilvl w:val="0"/>
+          <w:numId w:val="11"/>
+        </w:numPr>
+      </w:pPr>
+      <w:r>
+        <w:t xml:space="preserve">Lock and Key Theory: </w:t>
+      </w:r>
+      <w:r>
+        <w:t xml:space="preserve">A substrate fits into the active site of a macromolecule, just like a </w:t>
+      </w:r>
+      <w:proofErr w:type="gramStart"/>
+      <w:r>
+        <w:t>key fits</w:t>
+      </w:r>
+      <w:proofErr w:type="gramEnd"/>
+      <w:r>
+        <w:t xml:space="preserve"> into a lock.</w:t>
+      </w:r>
+    </w:p>
+    <w:p>
+      <w:pPr>
+        <w:pStyle w:val="ListParagraph"/>
+        <w:ind w:left="1800"/>
+        <w:jc w:val="center"/>
+      </w:pPr>
+      <w:r>
+        <w:drawing>
+          <wp:inline distT="0" distB="0" distL="0" distR="0" wp14:anchorId="710915D5" wp14:editId="0955C0BD">
+            <wp:extent cx="2735914" cy="1412345"/>
+            <wp:effectExtent l="0" t="0" r="7620" b="0"/>
+            <wp:docPr id="1790871065" name="Picture 1"/>
+            <wp:cNvGraphicFramePr>
+              <a:graphicFrameLocks xmlns:a="http://schemas.openxmlformats.org/drawingml/2006/main" noChangeAspect="1"/>
+            </wp:cNvGraphicFramePr>
+            <a:graphic xmlns:a="http://schemas.openxmlformats.org/drawingml/2006/main">
+              <a:graphicData uri="http://schemas.openxmlformats.org/drawingml/2006/picture">
+                <pic:pic xmlns:pic="http://schemas.openxmlformats.org/drawingml/2006/picture">
+                  <pic:nvPicPr>
+                    <pic:cNvPr id="1790871065" name=""/>
+                    <pic:cNvPicPr/>
+                  </pic:nvPicPr>
+                  <pic:blipFill>
+                    <a:blip r:embed="rId11"/>
+                    <a:stretch>
+                      <a:fillRect/>
+                    </a:stretch>
+                  </pic:blipFill>
+                  <pic:spPr>
+                    <a:xfrm>
+                      <a:off x="0" y="0"/>
+                      <a:ext cx="2759102" cy="1424315"/>
+                    </a:xfrm>
+                    <a:prstGeom prst="rect">
+                      <a:avLst/>
+                    </a:prstGeom>
+                  </pic:spPr>
+                </pic:pic>
+              </a:graphicData>
+            </a:graphic>
+          </wp:inline>
+        </w:drawing>
+      </w:r>
+    </w:p>
+    <w:p>
+      <w:pPr>
+        <w:pStyle w:val="ListParagraph"/>
+        <w:ind w:left="1800"/>
+        <w:jc w:val="center"/>
+      </w:pPr>
+    </w:p>
+    <w:p>
+      <w:pPr>
+        <w:pStyle w:val="ListParagraph"/>
+        <w:numPr>
+          <w:ilvl w:val="0"/>
+          <w:numId w:val="11"/>
+        </w:numPr>
+      </w:pPr>
+      <w:r>
+        <w:t>Induced-Fit Theory: Both ligand and target mutually adapt their structure until an optimal fit is achieved.</w:t>
+      </w:r>
+    </w:p>
+    <w:p>
+      <w:pPr>
+        <w:pStyle w:val="ListParagraph"/>
+        <w:ind w:left="1800"/>
+        <w:jc w:val="center"/>
+      </w:pPr>
+      <w:r>
+        <w:lastRenderedPageBreak/>
+        <w:drawing>
+          <wp:inline distT="0" distB="0" distL="0" distR="0" wp14:anchorId="4C7E035F" wp14:editId="1738FD3D">
+            <wp:extent cx="1104452" cy="1157676"/>
+            <wp:effectExtent l="0" t="0" r="635" b="4445"/>
+            <wp:docPr id="1436932701" name="Picture 1"/>
+            <wp:cNvGraphicFramePr>
+              <a:graphicFrameLocks xmlns:a="http://schemas.openxmlformats.org/drawingml/2006/main" noChangeAspect="1"/>
+            </wp:cNvGraphicFramePr>
+            <a:graphic xmlns:a="http://schemas.openxmlformats.org/drawingml/2006/main">
+              <a:graphicData uri="http://schemas.openxmlformats.org/drawingml/2006/picture">
+                <pic:pic xmlns:pic="http://schemas.openxmlformats.org/drawingml/2006/picture">
+                  <pic:nvPicPr>
+                    <pic:cNvPr id="1436932701" name=""/>
+                    <pic:cNvPicPr/>
+                  </pic:nvPicPr>
+                  <pic:blipFill>
+                    <a:blip r:embed="rId12"/>
+                    <a:stretch>
+                      <a:fillRect/>
+                    </a:stretch>
+                  </pic:blipFill>
+                  <pic:spPr>
+                    <a:xfrm>
+                      <a:off x="0" y="0"/>
+                      <a:ext cx="1130144" cy="1184606"/>
+                    </a:xfrm>
+                    <a:prstGeom prst="rect">
+                      <a:avLst/>
+                    </a:prstGeom>
+                  </pic:spPr>
+                </pic:pic>
+              </a:graphicData>
+            </a:graphic>
+          </wp:inline>
+        </w:drawing>
+      </w:r>
+    </w:p>
+    <w:p>
+      <w:pPr>
+        <w:pStyle w:val="ListParagraph"/>
+        <w:ind w:left="1800"/>
+        <w:jc w:val="center"/>
+      </w:pPr>
+    </w:p>
+    <w:p>
+      <w:pPr>
+        <w:rPr>
+          <w:b/>
+          <w:bCs/>
+          <w:u w:val="single"/>
+        </w:rPr>
+      </w:pPr>
+      <w:r>
+        <w:rPr>
+          <w:b/>
+          <w:bCs/>
+          <w:u w:val="single"/>
+        </w:rPr>
+        <w:t>COMPUTATIONAL DOCKING:</w:t>
+      </w:r>
+    </w:p>
+    <w:p>
+      <w:pPr>
+        <w:pStyle w:val="ListParagraph"/>
+        <w:numPr>
+          <w:ilvl w:val="0"/>
+          <w:numId w:val="12"/>
+        </w:numPr>
+      </w:pPr>
+      <w:r>
+        <w:t>It is a computational science aiming at predicting the optimal binding pose of interacting molecules.</w:t>
+      </w:r>
+    </w:p>
+    <w:p>
+      <w:pPr>
+        <w:pStyle w:val="ListParagraph"/>
+        <w:numPr>
+          <w:ilvl w:val="0"/>
+          <w:numId w:val="12"/>
+        </w:numPr>
+      </w:pPr>
+      <w:r>
+        <w:t>Most common docking systems: protein-protein, nucleic acid-protein and protein-small molecule.</w:t>
+      </w:r>
+    </w:p>
+    <w:p/>
+    <w:p>
+      <w:pPr>
+        <w:rPr>
+          <w:b/>
+          <w:bCs/>
+          <w:u w:val="single"/>
+        </w:rPr>
+      </w:pPr>
+      <w:r>
+        <w:rPr>
+          <w:b/>
+          <w:bCs/>
+          <w:u w:val="single"/>
+        </w:rPr>
+        <w:t>DOCKING PROBLEM:</w:t>
+      </w:r>
+    </w:p>
+    <w:p>
+      <w:pPr>
+        <w:pStyle w:val="ListParagraph"/>
+        <w:numPr>
+          <w:ilvl w:val="0"/>
+          <w:numId w:val="13"/>
+        </w:numPr>
+      </w:pPr>
+      <w:r>
+        <w:t>The task of predicting how molecules interact with each other is called docking problem.</w:t>
+      </w:r>
+    </w:p>
+    <w:p>
+      <w:pPr>
+        <w:pStyle w:val="ListParagraph"/>
+        <w:numPr>
+          <w:ilvl w:val="0"/>
+          <w:numId w:val="13"/>
+        </w:numPr>
+      </w:pPr>
+      <w:r>
+        <w:t>Molecular docking software is like a black box whose input is set of 3D structures to be docked and output is the predicted complexes of molecules.</w:t>
+      </w:r>
+    </w:p>
+    <w:p>
+      <w:pPr>
+        <w:pStyle w:val="ListParagraph"/>
+        <w:numPr>
+          <w:ilvl w:val="0"/>
+          <w:numId w:val="13"/>
+        </w:numPr>
+      </w:pPr>
+      <w:r>
+        <w:t>The main goal is to find the 3D structure of the complex and binding affinity.</w:t>
+      </w:r>
+    </w:p>
+    <w:p>
+      <w:pPr>
+        <w:pStyle w:val="ListParagraph"/>
+        <w:ind w:left="1440"/>
+      </w:pPr>
+    </w:p>
+    <w:p>
+      <w:pPr>
+        <w:pStyle w:val="ListParagraph"/>
+        <w:ind w:left="1440"/>
+        <w:jc w:val="center"/>
+      </w:pPr>
+      <w:r>
+        <w:drawing>
+          <wp:inline distT="0" distB="0" distL="0" distR="0" wp14:anchorId="0C806EE4" wp14:editId="7CDA724D">
+            <wp:extent cx="2916382" cy="2012490"/>
+            <wp:effectExtent l="0" t="0" r="0" b="6985"/>
+            <wp:docPr id="209083772" name="Picture 1"/>
+            <wp:cNvGraphicFramePr>
+              <a:graphicFrameLocks xmlns:a="http://schemas.openxmlformats.org/drawingml/2006/main" noChangeAspect="1"/>
+            </wp:cNvGraphicFramePr>
+            <a:graphic xmlns:a="http://schemas.openxmlformats.org/drawingml/2006/main">
+              <a:graphicData uri="http://schemas.openxmlformats.org/drawingml/2006/picture">
+                <pic:pic xmlns:pic="http://schemas.openxmlformats.org/drawingml/2006/picture">
+                  <pic:nvPicPr>
+                    <pic:cNvPr id="209083772" name=""/>
+                    <pic:cNvPicPr/>
+                  </pic:nvPicPr>
+                  <pic:blipFill>
+                    <a:blip r:embed="rId13"/>
+                    <a:stretch>
+                      <a:fillRect/>
+                    </a:stretch>
+                  </pic:blipFill>
+                  <pic:spPr>
+                    <a:xfrm>
+                      <a:off x="0" y="0"/>
+                      <a:ext cx="2933999" cy="2024647"/>
+                    </a:xfrm>
+                    <a:prstGeom prst="rect">
+                      <a:avLst/>
+                    </a:prstGeom>
+                  </pic:spPr>
+                </pic:pic>
+              </a:graphicData>
+            </a:graphic>
+          </wp:inline>
+        </w:drawing>
+      </w:r>
+    </w:p>
+    <w:p>
+      <w:pPr>
+        <w:pStyle w:val="ListParagraph"/>
+        <w:ind w:left="1440"/>
+        <w:jc w:val="center"/>
+      </w:pPr>
+    </w:p>
+    <w:p>
+      <w:pPr>
+        <w:pStyle w:val="ListParagraph"/>
+        <w:numPr>
+          <w:ilvl w:val="0"/>
+          <w:numId w:val="13"/>
+        </w:numPr>
+      </w:pPr>
+    </w:p>
+    <w:p>
+      <w:pPr>
+        <w:pStyle w:val="ListParagraph"/>
+        <w:ind w:left="1080"/>
+        <w:jc w:val="center"/>
+        <w:rPr>
+          <w:rFonts w:eastAsiaTheme="minorEastAsia"/>
+        </w:rPr>
+      </w:pPr>
+    </w:p>
+    <w:p>
+      <w:r>
+        <w:tab/>
+      </w:r>
+    </w:p>
     <w:sectPr>
       <w:pgSz w:w="12240" w:h="15840"/>
       <w:pgMar w:top="1440" w:right="1440" w:bottom="1440" w:left="1440" w:header="708" w:footer="708" w:gutter="0"/>
@@ -1221,6 +1789,184 @@
     </w:lvl>
   </w:abstractNum>
   <w:abstractNum w:abstractNumId="2" w15:restartNumberingAfterBreak="0">
+    <w:nsid w:val="2EC20FCE"/>
+    <w:multiLevelType w:val="hybridMultilevel"/>
+    <w:tmpl w:val="19FAEE02"/>
+    <w:lvl w:ilvl="0" w:tplc="1842F672">
+      <w:start w:val="1"/>
+      <w:numFmt w:val="lowerRoman"/>
+      <w:lvlText w:val="%1."/>
+      <w:lvlJc w:val="left"/>
+      <w:pPr>
+        <w:ind w:left="1440" w:hanging="720"/>
+      </w:pPr>
+      <w:rPr>
+        <w:rFonts w:hint="default"/>
+      </w:rPr>
+    </w:lvl>
+    <w:lvl w:ilvl="1" w:tplc="04090019" w:tentative="1">
+      <w:start w:val="1"/>
+      <w:numFmt w:val="lowerLetter"/>
+      <w:lvlText w:val="%2."/>
+      <w:lvlJc w:val="left"/>
+      <w:pPr>
+        <w:ind w:left="1800" w:hanging="360"/>
+      </w:pPr>
+    </w:lvl>
+    <w:lvl w:ilvl="2" w:tplc="0409001B" w:tentative="1">
+      <w:start w:val="1"/>
+      <w:numFmt w:val="lowerRoman"/>
+      <w:lvlText w:val="%3."/>
+      <w:lvlJc w:val="right"/>
+      <w:pPr>
+        <w:ind w:left="2520" w:hanging="180"/>
+      </w:pPr>
+    </w:lvl>
+    <w:lvl w:ilvl="3" w:tplc="0409000F" w:tentative="1">
+      <w:start w:val="1"/>
+      <w:numFmt w:val="decimal"/>
+      <w:lvlText w:val="%4."/>
+      <w:lvlJc w:val="left"/>
+      <w:pPr>
+        <w:ind w:left="3240" w:hanging="360"/>
+      </w:pPr>
+    </w:lvl>
+    <w:lvl w:ilvl="4" w:tplc="04090019" w:tentative="1">
+      <w:start w:val="1"/>
+      <w:numFmt w:val="lowerLetter"/>
+      <w:lvlText w:val="%5."/>
+      <w:lvlJc w:val="left"/>
+      <w:pPr>
+        <w:ind w:left="3960" w:hanging="360"/>
+      </w:pPr>
+    </w:lvl>
+    <w:lvl w:ilvl="5" w:tplc="0409001B" w:tentative="1">
+      <w:start w:val="1"/>
+      <w:numFmt w:val="lowerRoman"/>
+      <w:lvlText w:val="%6."/>
+      <w:lvlJc w:val="right"/>
+      <w:pPr>
+        <w:ind w:left="4680" w:hanging="180"/>
+      </w:pPr>
+    </w:lvl>
+    <w:lvl w:ilvl="6" w:tplc="0409000F" w:tentative="1">
+      <w:start w:val="1"/>
+      <w:numFmt w:val="decimal"/>
+      <w:lvlText w:val="%7."/>
+      <w:lvlJc w:val="left"/>
+      <w:pPr>
+        <w:ind w:left="5400" w:hanging="360"/>
+      </w:pPr>
+    </w:lvl>
+    <w:lvl w:ilvl="7" w:tplc="04090019" w:tentative="1">
+      <w:start w:val="1"/>
+      <w:numFmt w:val="lowerLetter"/>
+      <w:lvlText w:val="%8."/>
+      <w:lvlJc w:val="left"/>
+      <w:pPr>
+        <w:ind w:left="6120" w:hanging="360"/>
+      </w:pPr>
+    </w:lvl>
+    <w:lvl w:ilvl="8" w:tplc="0409001B" w:tentative="1">
+      <w:start w:val="1"/>
+      <w:numFmt w:val="lowerRoman"/>
+      <w:lvlText w:val="%9."/>
+      <w:lvlJc w:val="right"/>
+      <w:pPr>
+        <w:ind w:left="6840" w:hanging="180"/>
+      </w:pPr>
+    </w:lvl>
+  </w:abstractNum>
+  <w:abstractNum w:abstractNumId="3" w15:restartNumberingAfterBreak="0">
+    <w:nsid w:val="34266387"/>
+    <w:multiLevelType w:val="hybridMultilevel"/>
+    <w:tmpl w:val="E59C4DC2"/>
+    <w:lvl w:ilvl="0" w:tplc="DAB846C2">
+      <w:start w:val="1"/>
+      <w:numFmt w:val="lowerRoman"/>
+      <w:lvlText w:val="%1."/>
+      <w:lvlJc w:val="left"/>
+      <w:pPr>
+        <w:ind w:left="1080" w:hanging="720"/>
+      </w:pPr>
+      <w:rPr>
+        <w:rFonts w:hint="default"/>
+      </w:rPr>
+    </w:lvl>
+    <w:lvl w:ilvl="1" w:tplc="04090019" w:tentative="1">
+      <w:start w:val="1"/>
+      <w:numFmt w:val="lowerLetter"/>
+      <w:lvlText w:val="%2."/>
+      <w:lvlJc w:val="left"/>
+      <w:pPr>
+        <w:ind w:left="1440" w:hanging="360"/>
+      </w:pPr>
+    </w:lvl>
+    <w:lvl w:ilvl="2" w:tplc="0409001B" w:tentative="1">
+      <w:start w:val="1"/>
+      <w:numFmt w:val="lowerRoman"/>
+      <w:lvlText w:val="%3."/>
+      <w:lvlJc w:val="right"/>
+      <w:pPr>
+        <w:ind w:left="2160" w:hanging="180"/>
+      </w:pPr>
+    </w:lvl>
+    <w:lvl w:ilvl="3" w:tplc="0409000F" w:tentative="1">
+      <w:start w:val="1"/>
+      <w:numFmt w:val="decimal"/>
+      <w:lvlText w:val="%4."/>
+      <w:lvlJc w:val="left"/>
+      <w:pPr>
+        <w:ind w:left="2880" w:hanging="360"/>
+      </w:pPr>
+    </w:lvl>
+    <w:lvl w:ilvl="4" w:tplc="04090019" w:tentative="1">
+      <w:start w:val="1"/>
+      <w:numFmt w:val="lowerLetter"/>
+      <w:lvlText w:val="%5."/>
+      <w:lvlJc w:val="left"/>
+      <w:pPr>
+        <w:ind w:left="3600" w:hanging="360"/>
+      </w:pPr>
+    </w:lvl>
+    <w:lvl w:ilvl="5" w:tplc="0409001B" w:tentative="1">
+      <w:start w:val="1"/>
+      <w:numFmt w:val="lowerRoman"/>
+      <w:lvlText w:val="%6."/>
+      <w:lvlJc w:val="right"/>
+      <w:pPr>
+        <w:ind w:left="4320" w:hanging="180"/>
+      </w:pPr>
+    </w:lvl>
+    <w:lvl w:ilvl="6" w:tplc="0409000F" w:tentative="1">
+      <w:start w:val="1"/>
+      <w:numFmt w:val="decimal"/>
+      <w:lvlText w:val="%7."/>
+      <w:lvlJc w:val="left"/>
+      <w:pPr>
+        <w:ind w:left="5040" w:hanging="360"/>
+      </w:pPr>
+    </w:lvl>
+    <w:lvl w:ilvl="7" w:tplc="04090019" w:tentative="1">
+      <w:start w:val="1"/>
+      <w:numFmt w:val="lowerLetter"/>
+      <w:lvlText w:val="%8."/>
+      <w:lvlJc w:val="left"/>
+      <w:pPr>
+        <w:ind w:left="5760" w:hanging="360"/>
+      </w:pPr>
+    </w:lvl>
+    <w:lvl w:ilvl="8" w:tplc="0409001B" w:tentative="1">
+      <w:start w:val="1"/>
+      <w:numFmt w:val="lowerRoman"/>
+      <w:lvlText w:val="%9."/>
+      <w:lvlJc w:val="right"/>
+      <w:pPr>
+        <w:ind w:left="6480" w:hanging="180"/>
+      </w:pPr>
+    </w:lvl>
+  </w:abstractNum>
+  <w:abstractNum w:abstractNumId="4" w15:restartNumberingAfterBreak="0">
     <w:nsid w:val="3EE94185"/>
     <w:multiLevelType w:val="hybridMultilevel"/>
     <w:tmpl w:val="7F3EE356"/>
@@ -1309,7 +2055,185 @@
       </w:pPr>
     </w:lvl>
   </w:abstractNum>
-  <w:abstractNum w:abstractNumId="3" w15:restartNumberingAfterBreak="0">
+  <w:abstractNum w:abstractNumId="5" w15:restartNumberingAfterBreak="0">
+    <w:nsid w:val="427E2550"/>
+    <w:multiLevelType w:val="hybridMultilevel"/>
+    <w:tmpl w:val="9014DF3E"/>
+    <w:lvl w:ilvl="0" w:tplc="EC7C011A">
+      <w:start w:val="1"/>
+      <w:numFmt w:val="lowerLetter"/>
+      <w:lvlText w:val="%1."/>
+      <w:lvlJc w:val="left"/>
+      <w:pPr>
+        <w:ind w:left="1800" w:hanging="360"/>
+      </w:pPr>
+      <w:rPr>
+        <w:rFonts w:hint="default"/>
+      </w:rPr>
+    </w:lvl>
+    <w:lvl w:ilvl="1" w:tplc="04090019" w:tentative="1">
+      <w:start w:val="1"/>
+      <w:numFmt w:val="lowerLetter"/>
+      <w:lvlText w:val="%2."/>
+      <w:lvlJc w:val="left"/>
+      <w:pPr>
+        <w:ind w:left="2520" w:hanging="360"/>
+      </w:pPr>
+    </w:lvl>
+    <w:lvl w:ilvl="2" w:tplc="0409001B" w:tentative="1">
+      <w:start w:val="1"/>
+      <w:numFmt w:val="lowerRoman"/>
+      <w:lvlText w:val="%3."/>
+      <w:lvlJc w:val="right"/>
+      <w:pPr>
+        <w:ind w:left="3240" w:hanging="180"/>
+      </w:pPr>
+    </w:lvl>
+    <w:lvl w:ilvl="3" w:tplc="0409000F" w:tentative="1">
+      <w:start w:val="1"/>
+      <w:numFmt w:val="decimal"/>
+      <w:lvlText w:val="%4."/>
+      <w:lvlJc w:val="left"/>
+      <w:pPr>
+        <w:ind w:left="3960" w:hanging="360"/>
+      </w:pPr>
+    </w:lvl>
+    <w:lvl w:ilvl="4" w:tplc="04090019" w:tentative="1">
+      <w:start w:val="1"/>
+      <w:numFmt w:val="lowerLetter"/>
+      <w:lvlText w:val="%5."/>
+      <w:lvlJc w:val="left"/>
+      <w:pPr>
+        <w:ind w:left="4680" w:hanging="360"/>
+      </w:pPr>
+    </w:lvl>
+    <w:lvl w:ilvl="5" w:tplc="0409001B" w:tentative="1">
+      <w:start w:val="1"/>
+      <w:numFmt w:val="lowerRoman"/>
+      <w:lvlText w:val="%6."/>
+      <w:lvlJc w:val="right"/>
+      <w:pPr>
+        <w:ind w:left="5400" w:hanging="180"/>
+      </w:pPr>
+    </w:lvl>
+    <w:lvl w:ilvl="6" w:tplc="0409000F" w:tentative="1">
+      <w:start w:val="1"/>
+      <w:numFmt w:val="decimal"/>
+      <w:lvlText w:val="%7."/>
+      <w:lvlJc w:val="left"/>
+      <w:pPr>
+        <w:ind w:left="6120" w:hanging="360"/>
+      </w:pPr>
+    </w:lvl>
+    <w:lvl w:ilvl="7" w:tplc="04090019" w:tentative="1">
+      <w:start w:val="1"/>
+      <w:numFmt w:val="lowerLetter"/>
+      <w:lvlText w:val="%8."/>
+      <w:lvlJc w:val="left"/>
+      <w:pPr>
+        <w:ind w:left="6840" w:hanging="360"/>
+      </w:pPr>
+    </w:lvl>
+    <w:lvl w:ilvl="8" w:tplc="0409001B" w:tentative="1">
+      <w:start w:val="1"/>
+      <w:numFmt w:val="lowerRoman"/>
+      <w:lvlText w:val="%9."/>
+      <w:lvlJc w:val="right"/>
+      <w:pPr>
+        <w:ind w:left="7560" w:hanging="180"/>
+      </w:pPr>
+    </w:lvl>
+  </w:abstractNum>
+  <w:abstractNum w:abstractNumId="6" w15:restartNumberingAfterBreak="0">
+    <w:nsid w:val="430C56D4"/>
+    <w:multiLevelType w:val="hybridMultilevel"/>
+    <w:tmpl w:val="E7E01DD8"/>
+    <w:lvl w:ilvl="0" w:tplc="E2A8C6FA">
+      <w:start w:val="1"/>
+      <w:numFmt w:val="lowerRoman"/>
+      <w:lvlText w:val="%1."/>
+      <w:lvlJc w:val="left"/>
+      <w:pPr>
+        <w:ind w:left="1440" w:hanging="720"/>
+      </w:pPr>
+      <w:rPr>
+        <w:rFonts w:hint="default"/>
+      </w:rPr>
+    </w:lvl>
+    <w:lvl w:ilvl="1" w:tplc="04090019" w:tentative="1">
+      <w:start w:val="1"/>
+      <w:numFmt w:val="lowerLetter"/>
+      <w:lvlText w:val="%2."/>
+      <w:lvlJc w:val="left"/>
+      <w:pPr>
+        <w:ind w:left="1800" w:hanging="360"/>
+      </w:pPr>
+    </w:lvl>
+    <w:lvl w:ilvl="2" w:tplc="0409001B" w:tentative="1">
+      <w:start w:val="1"/>
+      <w:numFmt w:val="lowerRoman"/>
+      <w:lvlText w:val="%3."/>
+      <w:lvlJc w:val="right"/>
+      <w:pPr>
+        <w:ind w:left="2520" w:hanging="180"/>
+      </w:pPr>
+    </w:lvl>
+    <w:lvl w:ilvl="3" w:tplc="0409000F" w:tentative="1">
+      <w:start w:val="1"/>
+      <w:numFmt w:val="decimal"/>
+      <w:lvlText w:val="%4."/>
+      <w:lvlJc w:val="left"/>
+      <w:pPr>
+        <w:ind w:left="3240" w:hanging="360"/>
+      </w:pPr>
+    </w:lvl>
+    <w:lvl w:ilvl="4" w:tplc="04090019" w:tentative="1">
+      <w:start w:val="1"/>
+      <w:numFmt w:val="lowerLetter"/>
+      <w:lvlText w:val="%5."/>
+      <w:lvlJc w:val="left"/>
+      <w:pPr>
+        <w:ind w:left="3960" w:hanging="360"/>
+      </w:pPr>
+    </w:lvl>
+    <w:lvl w:ilvl="5" w:tplc="0409001B" w:tentative="1">
+      <w:start w:val="1"/>
+      <w:numFmt w:val="lowerRoman"/>
+      <w:lvlText w:val="%6."/>
+      <w:lvlJc w:val="right"/>
+      <w:pPr>
+        <w:ind w:left="4680" w:hanging="180"/>
+      </w:pPr>
+    </w:lvl>
+    <w:lvl w:ilvl="6" w:tplc="0409000F" w:tentative="1">
+      <w:start w:val="1"/>
+      <w:numFmt w:val="decimal"/>
+      <w:lvlText w:val="%7."/>
+      <w:lvlJc w:val="left"/>
+      <w:pPr>
+        <w:ind w:left="5400" w:hanging="360"/>
+      </w:pPr>
+    </w:lvl>
+    <w:lvl w:ilvl="7" w:tplc="04090019" w:tentative="1">
+      <w:start w:val="1"/>
+      <w:numFmt w:val="lowerLetter"/>
+      <w:lvlText w:val="%8."/>
+      <w:lvlJc w:val="left"/>
+      <w:pPr>
+        <w:ind w:left="6120" w:hanging="360"/>
+      </w:pPr>
+    </w:lvl>
+    <w:lvl w:ilvl="8" w:tplc="0409001B" w:tentative="1">
+      <w:start w:val="1"/>
+      <w:numFmt w:val="lowerRoman"/>
+      <w:lvlText w:val="%9."/>
+      <w:lvlJc w:val="right"/>
+      <w:pPr>
+        <w:ind w:left="6840" w:hanging="180"/>
+      </w:pPr>
+    </w:lvl>
+  </w:abstractNum>
+  <w:abstractNum w:abstractNumId="7" w15:restartNumberingAfterBreak="0">
     <w:nsid w:val="443D1176"/>
     <w:multiLevelType w:val="hybridMultilevel"/>
     <w:tmpl w:val="A35803FA"/>
@@ -1398,7 +2322,7 @@
       </w:pPr>
     </w:lvl>
   </w:abstractNum>
-  <w:abstractNum w:abstractNumId="4" w15:restartNumberingAfterBreak="0">
+  <w:abstractNum w:abstractNumId="8" w15:restartNumberingAfterBreak="0">
     <w:nsid w:val="47A706B3"/>
     <w:multiLevelType w:val="hybridMultilevel"/>
     <w:tmpl w:val="31A84218"/>
@@ -1487,7 +2411,7 @@
       </w:pPr>
     </w:lvl>
   </w:abstractNum>
-  <w:abstractNum w:abstractNumId="5" w15:restartNumberingAfterBreak="0">
+  <w:abstractNum w:abstractNumId="9" w15:restartNumberingAfterBreak="0">
     <w:nsid w:val="5AAF3176"/>
     <w:multiLevelType w:val="hybridMultilevel"/>
     <w:tmpl w:val="67F22D98"/>
@@ -1576,7 +2500,7 @@
       </w:pPr>
     </w:lvl>
   </w:abstractNum>
-  <w:abstractNum w:abstractNumId="6" w15:restartNumberingAfterBreak="0">
+  <w:abstractNum w:abstractNumId="10" w15:restartNumberingAfterBreak="0">
     <w:nsid w:val="6D7616D9"/>
     <w:multiLevelType w:val="hybridMultilevel"/>
     <w:tmpl w:val="05E0DA54"/>
@@ -1665,7 +2589,7 @@
       </w:pPr>
     </w:lvl>
   </w:abstractNum>
-  <w:abstractNum w:abstractNumId="7" w15:restartNumberingAfterBreak="0">
+  <w:abstractNum w:abstractNumId="11" w15:restartNumberingAfterBreak="0">
     <w:nsid w:val="769C0F59"/>
     <w:multiLevelType w:val="hybridMultilevel"/>
     <w:tmpl w:val="50507D8A"/>
@@ -1754,7 +2678,7 @@
       </w:pPr>
     </w:lvl>
   </w:abstractNum>
-  <w:abstractNum w:abstractNumId="8" w15:restartNumberingAfterBreak="0">
+  <w:abstractNum w:abstractNumId="12" w15:restartNumberingAfterBreak="0">
     <w:nsid w:val="7A0603EF"/>
     <w:multiLevelType w:val="hybridMultilevel"/>
     <w:tmpl w:val="35A69D8E"/>
@@ -1844,22 +2768,22 @@
     </w:lvl>
   </w:abstractNum>
   <w:num w:numId="1" w16cid:durableId="1484156709">
-    <w:abstractNumId w:val="8"/>
+    <w:abstractNumId w:val="12"/>
   </w:num>
   <w:num w:numId="2" w16cid:durableId="489521039">
+    <w:abstractNumId w:val="11"/>
+  </w:num>
+  <w:num w:numId="3" w16cid:durableId="1678998727">
+    <w:abstractNumId w:val="4"/>
+  </w:num>
+  <w:num w:numId="4" w16cid:durableId="1580479748">
+    <w:abstractNumId w:val="10"/>
+  </w:num>
+  <w:num w:numId="5" w16cid:durableId="110631135">
     <w:abstractNumId w:val="7"/>
   </w:num>
-  <w:num w:numId="3" w16cid:durableId="1678998727">
-    <w:abstractNumId w:val="2"/>
-  </w:num>
-  <w:num w:numId="4" w16cid:durableId="1580479748">
-    <w:abstractNumId w:val="6"/>
-  </w:num>
-  <w:num w:numId="5" w16cid:durableId="110631135">
-    <w:abstractNumId w:val="3"/>
-  </w:num>
   <w:num w:numId="6" w16cid:durableId="518390555">
-    <w:abstractNumId w:val="5"/>
+    <w:abstractNumId w:val="9"/>
   </w:num>
   <w:num w:numId="7" w16cid:durableId="1060907704">
     <w:abstractNumId w:val="0"/>
@@ -1868,7 +2792,19 @@
     <w:abstractNumId w:val="1"/>
   </w:num>
   <w:num w:numId="9" w16cid:durableId="390158098">
-    <w:abstractNumId w:val="4"/>
+    <w:abstractNumId w:val="8"/>
+  </w:num>
+  <w:num w:numId="10" w16cid:durableId="648821726">
+    <w:abstractNumId w:val="6"/>
+  </w:num>
+  <w:num w:numId="11" w16cid:durableId="2071539157">
+    <w:abstractNumId w:val="5"/>
+  </w:num>
+  <w:num w:numId="12" w16cid:durableId="1159882594">
+    <w:abstractNumId w:val="3"/>
+  </w:num>
+  <w:num w:numId="13" w16cid:durableId="774207129">
+    <w:abstractNumId w:val="2"/>
   </w:num>
 </w:numbering>
 </file>
@@ -2789,6 +3725,16 @@
       <w:spacing w:val="5"/>
     </w:rPr>
   </w:style>
+  <w:style w:type="character" w:styleId="PlaceholderText">
+    <w:name w:val="Placeholder Text"/>
+    <w:basedOn w:val="DefaultParagraphFont"/>
+    <w:uiPriority w:val="99"/>
+    <w:semiHidden/>
+    <w:rsid w:val="00CE3302"/>
+    <w:rPr>
+      <w:color w:val="666666"/>
+    </w:rPr>
+  </w:style>
 </w:styles>
 </file>
 

--- a/reports/report 1.docx
+++ b/reports/report 1.docx
@@ -656,13 +656,7 @@
     </w:p>
     <w:p>
       <w:r>
-        <w:t>The tertiary structure is the overall 3D shape of a single protein chain, determined by the properties of its</w:t>
-      </w:r>
-      <w:r>
-        <w:t xml:space="preserve"> </w:t>
-      </w:r>
-      <w:r>
-        <w:t>amino acids.</w:t>
+        <w:t>The tertiary structure is the overall 3D shape of a single protein chain, determined by the properties of its amino acids.</w:t>
       </w:r>
     </w:p>
     <w:p>
@@ -674,13 +668,7 @@
         </w:numPr>
       </w:pPr>
       <w:r>
-        <w:t>Many proteins fold into globular shapes with hydrophobic side chains tucked inside, shielded from</w:t>
-      </w:r>
-      <w:r>
-        <w:t xml:space="preserve"> </w:t>
-      </w:r>
-      <w:r>
-        <w:t>surrounding water.</w:t>
+        <w:t>Many proteins fold into globular shapes with hydrophobic side chains tucked inside, shielded from surrounding water.</w:t>
       </w:r>
     </w:p>
     <w:p>
@@ -692,13 +680,7 @@
         </w:numPr>
       </w:pPr>
       <w:r>
-        <w:t>Membrane-bound proteins instead cluster hydrophobic residues on the outside, allowing them to interact wit</w:t>
-      </w:r>
-      <w:r>
-        <w:t xml:space="preserve">h </w:t>
-      </w:r>
-      <w:r>
-        <w:t>lipid membranes.</w:t>
+        <w:t>Membrane-bound proteins instead cluster hydrophobic residues on the outside, allowing them to interact with lipid membranes.</w:t>
       </w:r>
     </w:p>
     <w:p>
@@ -1042,23 +1024,7 @@
         </w:numPr>
       </w:pPr>
       <w:r>
-        <w:t xml:space="preserve">Suppose we represent ligand as {L} and protein as {P} then when they are bound </w:t>
-      </w:r>
-      <w:proofErr w:type="gramStart"/>
-      <w:r>
-        <w:t>together</w:t>
-      </w:r>
-      <w:proofErr w:type="gramEnd"/>
-      <w:r>
-        <w:t xml:space="preserve"> we will represent them as {LP}. This </w:t>
-      </w:r>
-      <w:proofErr w:type="gramStart"/>
-      <w:r>
-        <w:t>is  a</w:t>
-      </w:r>
-      <w:proofErr w:type="gramEnd"/>
-      <w:r>
-        <w:t xml:space="preserve"> two-state process and can be represented as:</w:t>
+        <w:t>Suppose we represent ligand as {L} and protein as {P} then when they are bound together we will represent them as {LP}. This is a two-state process and can be represented as:</w:t>
       </w:r>
     </w:p>
     <w:p>
@@ -1299,15 +1265,7 @@
         <w:t xml:space="preserve">Lock and Key Theory: </w:t>
       </w:r>
       <w:r>
-        <w:t xml:space="preserve">A substrate fits into the active site of a macromolecule, just like a </w:t>
-      </w:r>
-      <w:proofErr w:type="gramStart"/>
-      <w:r>
-        <w:t>key fits</w:t>
-      </w:r>
-      <w:proofErr w:type="gramEnd"/>
-      <w:r>
-        <w:t xml:space="preserve"> into a lock.</w:t>
+        <w:t>A substrate fits into the active site of a macromolecule, just like a key fits into a lock.</w:t>
       </w:r>
     </w:p>
     <w:p>
@@ -1579,13 +1537,356 @@
     </w:p>
     <w:p>
       <w:pPr>
+        <w:rPr>
+          <w:b/>
+          <w:bCs/>
+          <w:u w:val="single"/>
+        </w:rPr>
+      </w:pPr>
+      <w:r>
+        <w:rPr>
+          <w:b/>
+          <w:bCs/>
+          <w:u w:val="single"/>
+        </w:rPr>
+        <w:t>CLASSIFICATION OF DOCKING PROBLEMS</w:t>
+      </w:r>
+    </w:p>
+    <w:p>
+      <w:pPr>
+        <w:rPr>
+          <w:u w:val="single"/>
+        </w:rPr>
+      </w:pPr>
+      <w:r>
+        <w:tab/>
+      </w:r>
+      <w:r>
+        <w:rPr>
+          <w:u w:val="single"/>
+        </w:rPr>
+        <w:t>By Molecular Flexibility:</w:t>
+      </w:r>
+    </w:p>
+    <w:p>
+      <w:pPr>
+        <w:pStyle w:val="ListParagraph"/>
+        <w:ind w:left="1440"/>
+        <w:jc w:val="center"/>
+      </w:pPr>
+      <w:r>
+        <w:lastRenderedPageBreak/>
+        <w:drawing>
+          <wp:inline distT="0" distB="0" distL="0" distR="0" wp14:anchorId="11FFB168" wp14:editId="28B9C199">
+            <wp:extent cx="3165922" cy="1773728"/>
+            <wp:effectExtent l="0" t="0" r="0" b="0"/>
+            <wp:docPr id="393760775" name="Picture 1"/>
+            <wp:cNvGraphicFramePr>
+              <a:graphicFrameLocks xmlns:a="http://schemas.openxmlformats.org/drawingml/2006/main" noChangeAspect="1"/>
+            </wp:cNvGraphicFramePr>
+            <a:graphic xmlns:a="http://schemas.openxmlformats.org/drawingml/2006/main">
+              <a:graphicData uri="http://schemas.openxmlformats.org/drawingml/2006/picture">
+                <pic:pic xmlns:pic="http://schemas.openxmlformats.org/drawingml/2006/picture">
+                  <pic:nvPicPr>
+                    <pic:cNvPr id="393760775" name=""/>
+                    <pic:cNvPicPr/>
+                  </pic:nvPicPr>
+                  <pic:blipFill>
+                    <a:blip r:embed="rId14"/>
+                    <a:stretch>
+                      <a:fillRect/>
+                    </a:stretch>
+                  </pic:blipFill>
+                  <pic:spPr>
+                    <a:xfrm>
+                      <a:off x="0" y="0"/>
+                      <a:ext cx="3190406" cy="1787446"/>
+                    </a:xfrm>
+                    <a:prstGeom prst="rect">
+                      <a:avLst/>
+                    </a:prstGeom>
+                  </pic:spPr>
+                </pic:pic>
+              </a:graphicData>
+            </a:graphic>
+          </wp:inline>
+        </w:drawing>
+      </w:r>
+    </w:p>
+    <w:p>
+      <w:pPr>
+        <w:pStyle w:val="ListParagraph"/>
+        <w:ind w:left="1440"/>
+        <w:jc w:val="center"/>
+      </w:pPr>
+    </w:p>
+    <w:p>
+      <w:pPr>
+        <w:pStyle w:val="ListParagraph"/>
+        <w:ind w:left="1440"/>
+        <w:rPr>
+          <w:u w:val="single"/>
+        </w:rPr>
+      </w:pPr>
+      <w:r>
+        <w:rPr>
+          <w:u w:val="single"/>
+        </w:rPr>
+        <w:t>By Availability of Structural Data:</w:t>
+      </w:r>
+    </w:p>
+    <w:p>
+      <w:pPr>
+        <w:ind w:left="1440"/>
+      </w:pPr>
+      <w:r>
+        <w:t>Docking difficulty also depends on what structural information is available in the start of the process.</w:t>
+      </w:r>
+    </w:p>
+    <w:p>
+      <w:pPr>
         <w:pStyle w:val="ListParagraph"/>
         <w:numPr>
           <w:ilvl w:val="0"/>
-          <w:numId w:val="13"/>
+          <w:numId w:val="16"/>
         </w:numPr>
       </w:pPr>
-    </w:p>
+      <w:r>
+        <w:rPr>
+          <w:u w:val="single"/>
+        </w:rPr>
+        <w:t>Bound Docking</w:t>
+      </w:r>
+      <w:r>
+        <w:t>: The experimental structure of complex is already known. Used mainly to calibrate the software.</w:t>
+      </w:r>
+    </w:p>
+    <w:p>
+      <w:pPr>
+        <w:pStyle w:val="ListParagraph"/>
+        <w:ind w:left="2160"/>
+        <w:rPr>
+          <w:u w:val="single"/>
+        </w:rPr>
+      </w:pPr>
+    </w:p>
+    <w:p>
+      <w:pPr>
+        <w:pStyle w:val="ListParagraph"/>
+        <w:ind w:left="2160"/>
+        <w:jc w:val="center"/>
+      </w:pPr>
+      <w:r>
+        <w:drawing>
+          <wp:inline distT="0" distB="0" distL="0" distR="0" wp14:anchorId="4E5D6F37" wp14:editId="4BB806A3">
+            <wp:extent cx="3304309" cy="1232761"/>
+            <wp:effectExtent l="0" t="0" r="0" b="5715"/>
+            <wp:docPr id="898350456" name="Picture 1"/>
+            <wp:cNvGraphicFramePr>
+              <a:graphicFrameLocks xmlns:a="http://schemas.openxmlformats.org/drawingml/2006/main" noChangeAspect="1"/>
+            </wp:cNvGraphicFramePr>
+            <a:graphic xmlns:a="http://schemas.openxmlformats.org/drawingml/2006/main">
+              <a:graphicData uri="http://schemas.openxmlformats.org/drawingml/2006/picture">
+                <pic:pic xmlns:pic="http://schemas.openxmlformats.org/drawingml/2006/picture">
+                  <pic:nvPicPr>
+                    <pic:cNvPr id="898350456" name=""/>
+                    <pic:cNvPicPr/>
+                  </pic:nvPicPr>
+                  <pic:blipFill>
+                    <a:blip r:embed="rId15"/>
+                    <a:stretch>
+                      <a:fillRect/>
+                    </a:stretch>
+                  </pic:blipFill>
+                  <pic:spPr>
+                    <a:xfrm>
+                      <a:off x="0" y="0"/>
+                      <a:ext cx="3332319" cy="1243211"/>
+                    </a:xfrm>
+                    <a:prstGeom prst="rect">
+                      <a:avLst/>
+                    </a:prstGeom>
+                  </pic:spPr>
+                </pic:pic>
+              </a:graphicData>
+            </a:graphic>
+          </wp:inline>
+        </w:drawing>
+      </w:r>
+    </w:p>
+    <w:p>
+      <w:pPr>
+        <w:pStyle w:val="ListParagraph"/>
+        <w:ind w:left="2160"/>
+      </w:pPr>
+    </w:p>
+    <w:p>
+      <w:pPr>
+        <w:pStyle w:val="ListParagraph"/>
+        <w:numPr>
+          <w:ilvl w:val="0"/>
+          <w:numId w:val="16"/>
+        </w:numPr>
+      </w:pPr>
+      <w:r>
+        <w:rPr>
+          <w:u w:val="single"/>
+        </w:rPr>
+        <w:t>Unbound Docking</w:t>
+      </w:r>
+      <w:r>
+        <w:t>:</w:t>
+      </w:r>
+      <w:r>
+        <w:t xml:space="preserve"> Only the separate molecule structures are known. You’ll have to correctly develop the model for this condition.</w:t>
+      </w:r>
+    </w:p>
+    <w:p>
+      <w:pPr>
+        <w:pStyle w:val="ListParagraph"/>
+        <w:ind w:left="2160"/>
+        <w:rPr>
+          <w:u w:val="single"/>
+        </w:rPr>
+      </w:pPr>
+    </w:p>
+    <w:p>
+      <w:pPr>
+        <w:pStyle w:val="ListParagraph"/>
+        <w:ind w:left="2160"/>
+        <w:jc w:val="center"/>
+      </w:pPr>
+      <w:r>
+        <w:drawing>
+          <wp:inline distT="0" distB="0" distL="0" distR="0" wp14:anchorId="7E9378EA" wp14:editId="44E6B969">
+            <wp:extent cx="2978727" cy="1541237"/>
+            <wp:effectExtent l="0" t="0" r="0" b="1905"/>
+            <wp:docPr id="2047151679" name="Picture 1"/>
+            <wp:cNvGraphicFramePr>
+              <a:graphicFrameLocks xmlns:a="http://schemas.openxmlformats.org/drawingml/2006/main" noChangeAspect="1"/>
+            </wp:cNvGraphicFramePr>
+            <a:graphic xmlns:a="http://schemas.openxmlformats.org/drawingml/2006/main">
+              <a:graphicData uri="http://schemas.openxmlformats.org/drawingml/2006/picture">
+                <pic:pic xmlns:pic="http://schemas.openxmlformats.org/drawingml/2006/picture">
+                  <pic:nvPicPr>
+                    <pic:cNvPr id="2047151679" name=""/>
+                    <pic:cNvPicPr/>
+                  </pic:nvPicPr>
+                  <pic:blipFill>
+                    <a:blip r:embed="rId16"/>
+                    <a:stretch>
+                      <a:fillRect/>
+                    </a:stretch>
+                  </pic:blipFill>
+                  <pic:spPr>
+                    <a:xfrm>
+                      <a:off x="0" y="0"/>
+                      <a:ext cx="2991587" cy="1547891"/>
+                    </a:xfrm>
+                    <a:prstGeom prst="rect">
+                      <a:avLst/>
+                    </a:prstGeom>
+                  </pic:spPr>
+                </pic:pic>
+              </a:graphicData>
+            </a:graphic>
+          </wp:inline>
+        </w:drawing>
+      </w:r>
+    </w:p>
+    <w:p>
+      <w:pPr>
+        <w:pStyle w:val="ListParagraph"/>
+        <w:ind w:left="2160"/>
+        <w:jc w:val="center"/>
+      </w:pPr>
+    </w:p>
+    <w:p>
+      <w:pPr>
+        <w:pStyle w:val="ListParagraph"/>
+        <w:numPr>
+          <w:ilvl w:val="0"/>
+          <w:numId w:val="16"/>
+        </w:numPr>
+      </w:pPr>
+      <w:r>
+        <w:rPr>
+          <w:u w:val="single"/>
+        </w:rPr>
+        <w:t>Modeled Docking</w:t>
+      </w:r>
+      <w:r>
+        <w:t>:</w:t>
+      </w:r>
+      <w:r>
+        <w:t xml:space="preserve"> </w:t>
+      </w:r>
+      <w:r>
+        <w:t>No experimental structure at all. It relies on homology modeling.</w:t>
+      </w:r>
+    </w:p>
+    <w:p>
+      <w:pPr>
+        <w:pStyle w:val="ListParagraph"/>
+        <w:ind w:left="2160"/>
+        <w:rPr>
+          <w:u w:val="single"/>
+        </w:rPr>
+      </w:pPr>
+    </w:p>
+    <w:p>
+      <w:pPr>
+        <w:pStyle w:val="ListParagraph"/>
+        <w:ind w:left="2160"/>
+        <w:jc w:val="center"/>
+      </w:pPr>
+      <w:r>
+        <w:lastRenderedPageBreak/>
+        <w:drawing>
+          <wp:inline distT="0" distB="0" distL="0" distR="0" wp14:anchorId="1FFD7E1F" wp14:editId="68F2961B">
+            <wp:extent cx="3115121" cy="2313709"/>
+            <wp:effectExtent l="0" t="0" r="0" b="0"/>
+            <wp:docPr id="1049534860" name="Picture 1"/>
+            <wp:cNvGraphicFramePr>
+              <a:graphicFrameLocks xmlns:a="http://schemas.openxmlformats.org/drawingml/2006/main" noChangeAspect="1"/>
+            </wp:cNvGraphicFramePr>
+            <a:graphic xmlns:a="http://schemas.openxmlformats.org/drawingml/2006/main">
+              <a:graphicData uri="http://schemas.openxmlformats.org/drawingml/2006/picture">
+                <pic:pic xmlns:pic="http://schemas.openxmlformats.org/drawingml/2006/picture">
+                  <pic:nvPicPr>
+                    <pic:cNvPr id="1049534860" name=""/>
+                    <pic:cNvPicPr/>
+                  </pic:nvPicPr>
+                  <pic:blipFill>
+                    <a:blip r:embed="rId17"/>
+                    <a:stretch>
+                      <a:fillRect/>
+                    </a:stretch>
+                  </pic:blipFill>
+                  <pic:spPr>
+                    <a:xfrm>
+                      <a:off x="0" y="0"/>
+                      <a:ext cx="3120429" cy="2317652"/>
+                    </a:xfrm>
+                    <a:prstGeom prst="rect">
+                      <a:avLst/>
+                    </a:prstGeom>
+                  </pic:spPr>
+                </pic:pic>
+              </a:graphicData>
+            </a:graphic>
+          </wp:inline>
+        </w:drawing>
+      </w:r>
+    </w:p>
+    <w:p>
+      <w:pPr>
+        <w:pStyle w:val="ListParagraph"/>
+        <w:ind w:left="2160"/>
+        <w:jc w:val="center"/>
+      </w:pPr>
+    </w:p>
+    <w:p/>
     <w:p>
       <w:pPr>
         <w:pStyle w:val="ListParagraph"/>
@@ -1700,6 +2001,95 @@
     </w:lvl>
   </w:abstractNum>
   <w:abstractNum w:abstractNumId="1" w15:restartNumberingAfterBreak="0">
+    <w:nsid w:val="22293E4B"/>
+    <w:multiLevelType w:val="hybridMultilevel"/>
+    <w:tmpl w:val="7D4C5AF8"/>
+    <w:lvl w:ilvl="0" w:tplc="D1901BEC">
+      <w:start w:val="1"/>
+      <w:numFmt w:val="lowerRoman"/>
+      <w:lvlText w:val="%1."/>
+      <w:lvlJc w:val="left"/>
+      <w:pPr>
+        <w:ind w:left="2160" w:hanging="720"/>
+      </w:pPr>
+      <w:rPr>
+        <w:rFonts w:hint="default"/>
+      </w:rPr>
+    </w:lvl>
+    <w:lvl w:ilvl="1" w:tplc="04090019" w:tentative="1">
+      <w:start w:val="1"/>
+      <w:numFmt w:val="lowerLetter"/>
+      <w:lvlText w:val="%2."/>
+      <w:lvlJc w:val="left"/>
+      <w:pPr>
+        <w:ind w:left="2520" w:hanging="360"/>
+      </w:pPr>
+    </w:lvl>
+    <w:lvl w:ilvl="2" w:tplc="0409001B" w:tentative="1">
+      <w:start w:val="1"/>
+      <w:numFmt w:val="lowerRoman"/>
+      <w:lvlText w:val="%3."/>
+      <w:lvlJc w:val="right"/>
+      <w:pPr>
+        <w:ind w:left="3240" w:hanging="180"/>
+      </w:pPr>
+    </w:lvl>
+    <w:lvl w:ilvl="3" w:tplc="0409000F" w:tentative="1">
+      <w:start w:val="1"/>
+      <w:numFmt w:val="decimal"/>
+      <w:lvlText w:val="%4."/>
+      <w:lvlJc w:val="left"/>
+      <w:pPr>
+        <w:ind w:left="3960" w:hanging="360"/>
+      </w:pPr>
+    </w:lvl>
+    <w:lvl w:ilvl="4" w:tplc="04090019" w:tentative="1">
+      <w:start w:val="1"/>
+      <w:numFmt w:val="lowerLetter"/>
+      <w:lvlText w:val="%5."/>
+      <w:lvlJc w:val="left"/>
+      <w:pPr>
+        <w:ind w:left="4680" w:hanging="360"/>
+      </w:pPr>
+    </w:lvl>
+    <w:lvl w:ilvl="5" w:tplc="0409001B" w:tentative="1">
+      <w:start w:val="1"/>
+      <w:numFmt w:val="lowerRoman"/>
+      <w:lvlText w:val="%6."/>
+      <w:lvlJc w:val="right"/>
+      <w:pPr>
+        <w:ind w:left="5400" w:hanging="180"/>
+      </w:pPr>
+    </w:lvl>
+    <w:lvl w:ilvl="6" w:tplc="0409000F" w:tentative="1">
+      <w:start w:val="1"/>
+      <w:numFmt w:val="decimal"/>
+      <w:lvlText w:val="%7."/>
+      <w:lvlJc w:val="left"/>
+      <w:pPr>
+        <w:ind w:left="6120" w:hanging="360"/>
+      </w:pPr>
+    </w:lvl>
+    <w:lvl w:ilvl="7" w:tplc="04090019" w:tentative="1">
+      <w:start w:val="1"/>
+      <w:numFmt w:val="lowerLetter"/>
+      <w:lvlText w:val="%8."/>
+      <w:lvlJc w:val="left"/>
+      <w:pPr>
+        <w:ind w:left="6840" w:hanging="360"/>
+      </w:pPr>
+    </w:lvl>
+    <w:lvl w:ilvl="8" w:tplc="0409001B" w:tentative="1">
+      <w:start w:val="1"/>
+      <w:numFmt w:val="lowerRoman"/>
+      <w:lvlText w:val="%9."/>
+      <w:lvlJc w:val="right"/>
+      <w:pPr>
+        <w:ind w:left="7560" w:hanging="180"/>
+      </w:pPr>
+    </w:lvl>
+  </w:abstractNum>
+  <w:abstractNum w:abstractNumId="2" w15:restartNumberingAfterBreak="0">
     <w:nsid w:val="298A5DC8"/>
     <w:multiLevelType w:val="hybridMultilevel"/>
     <w:tmpl w:val="A32E858A"/>
@@ -1788,7 +2178,7 @@
       </w:pPr>
     </w:lvl>
   </w:abstractNum>
-  <w:abstractNum w:abstractNumId="2" w15:restartNumberingAfterBreak="0">
+  <w:abstractNum w:abstractNumId="3" w15:restartNumberingAfterBreak="0">
     <w:nsid w:val="2EC20FCE"/>
     <w:multiLevelType w:val="hybridMultilevel"/>
     <w:tmpl w:val="19FAEE02"/>
@@ -1877,7 +2267,7 @@
       </w:pPr>
     </w:lvl>
   </w:abstractNum>
-  <w:abstractNum w:abstractNumId="3" w15:restartNumberingAfterBreak="0">
+  <w:abstractNum w:abstractNumId="4" w15:restartNumberingAfterBreak="0">
     <w:nsid w:val="34266387"/>
     <w:multiLevelType w:val="hybridMultilevel"/>
     <w:tmpl w:val="E59C4DC2"/>
@@ -1966,7 +2356,96 @@
       </w:pPr>
     </w:lvl>
   </w:abstractNum>
-  <w:abstractNum w:abstractNumId="4" w15:restartNumberingAfterBreak="0">
+  <w:abstractNum w:abstractNumId="5" w15:restartNumberingAfterBreak="0">
+    <w:nsid w:val="3B946E89"/>
+    <w:multiLevelType w:val="hybridMultilevel"/>
+    <w:tmpl w:val="32228CC0"/>
+    <w:lvl w:ilvl="0" w:tplc="5066EE00">
+      <w:start w:val="1"/>
+      <w:numFmt w:val="lowerRoman"/>
+      <w:lvlText w:val="%1."/>
+      <w:lvlJc w:val="left"/>
+      <w:pPr>
+        <w:ind w:left="1440" w:hanging="720"/>
+      </w:pPr>
+      <w:rPr>
+        <w:rFonts w:hint="default"/>
+      </w:rPr>
+    </w:lvl>
+    <w:lvl w:ilvl="1" w:tplc="04090019" w:tentative="1">
+      <w:start w:val="1"/>
+      <w:numFmt w:val="lowerLetter"/>
+      <w:lvlText w:val="%2."/>
+      <w:lvlJc w:val="left"/>
+      <w:pPr>
+        <w:ind w:left="1800" w:hanging="360"/>
+      </w:pPr>
+    </w:lvl>
+    <w:lvl w:ilvl="2" w:tplc="0409001B" w:tentative="1">
+      <w:start w:val="1"/>
+      <w:numFmt w:val="lowerRoman"/>
+      <w:lvlText w:val="%3."/>
+      <w:lvlJc w:val="right"/>
+      <w:pPr>
+        <w:ind w:left="2520" w:hanging="180"/>
+      </w:pPr>
+    </w:lvl>
+    <w:lvl w:ilvl="3" w:tplc="0409000F" w:tentative="1">
+      <w:start w:val="1"/>
+      <w:numFmt w:val="decimal"/>
+      <w:lvlText w:val="%4."/>
+      <w:lvlJc w:val="left"/>
+      <w:pPr>
+        <w:ind w:left="3240" w:hanging="360"/>
+      </w:pPr>
+    </w:lvl>
+    <w:lvl w:ilvl="4" w:tplc="04090019" w:tentative="1">
+      <w:start w:val="1"/>
+      <w:numFmt w:val="lowerLetter"/>
+      <w:lvlText w:val="%5."/>
+      <w:lvlJc w:val="left"/>
+      <w:pPr>
+        <w:ind w:left="3960" w:hanging="360"/>
+      </w:pPr>
+    </w:lvl>
+    <w:lvl w:ilvl="5" w:tplc="0409001B" w:tentative="1">
+      <w:start w:val="1"/>
+      <w:numFmt w:val="lowerRoman"/>
+      <w:lvlText w:val="%6."/>
+      <w:lvlJc w:val="right"/>
+      <w:pPr>
+        <w:ind w:left="4680" w:hanging="180"/>
+      </w:pPr>
+    </w:lvl>
+    <w:lvl w:ilvl="6" w:tplc="0409000F" w:tentative="1">
+      <w:start w:val="1"/>
+      <w:numFmt w:val="decimal"/>
+      <w:lvlText w:val="%7."/>
+      <w:lvlJc w:val="left"/>
+      <w:pPr>
+        <w:ind w:left="5400" w:hanging="360"/>
+      </w:pPr>
+    </w:lvl>
+    <w:lvl w:ilvl="7" w:tplc="04090019" w:tentative="1">
+      <w:start w:val="1"/>
+      <w:numFmt w:val="lowerLetter"/>
+      <w:lvlText w:val="%8."/>
+      <w:lvlJc w:val="left"/>
+      <w:pPr>
+        <w:ind w:left="6120" w:hanging="360"/>
+      </w:pPr>
+    </w:lvl>
+    <w:lvl w:ilvl="8" w:tplc="0409001B" w:tentative="1">
+      <w:start w:val="1"/>
+      <w:numFmt w:val="lowerRoman"/>
+      <w:lvlText w:val="%9."/>
+      <w:lvlJc w:val="right"/>
+      <w:pPr>
+        <w:ind w:left="6840" w:hanging="180"/>
+      </w:pPr>
+    </w:lvl>
+  </w:abstractNum>
+  <w:abstractNum w:abstractNumId="6" w15:restartNumberingAfterBreak="0">
     <w:nsid w:val="3EE94185"/>
     <w:multiLevelType w:val="hybridMultilevel"/>
     <w:tmpl w:val="7F3EE356"/>
@@ -2055,7 +2534,7 @@
       </w:pPr>
     </w:lvl>
   </w:abstractNum>
-  <w:abstractNum w:abstractNumId="5" w15:restartNumberingAfterBreak="0">
+  <w:abstractNum w:abstractNumId="7" w15:restartNumberingAfterBreak="0">
     <w:nsid w:val="427E2550"/>
     <w:multiLevelType w:val="hybridMultilevel"/>
     <w:tmpl w:val="9014DF3E"/>
@@ -2144,7 +2623,7 @@
       </w:pPr>
     </w:lvl>
   </w:abstractNum>
-  <w:abstractNum w:abstractNumId="6" w15:restartNumberingAfterBreak="0">
+  <w:abstractNum w:abstractNumId="8" w15:restartNumberingAfterBreak="0">
     <w:nsid w:val="430C56D4"/>
     <w:multiLevelType w:val="hybridMultilevel"/>
     <w:tmpl w:val="E7E01DD8"/>
@@ -2233,7 +2712,7 @@
       </w:pPr>
     </w:lvl>
   </w:abstractNum>
-  <w:abstractNum w:abstractNumId="7" w15:restartNumberingAfterBreak="0">
+  <w:abstractNum w:abstractNumId="9" w15:restartNumberingAfterBreak="0">
     <w:nsid w:val="443D1176"/>
     <w:multiLevelType w:val="hybridMultilevel"/>
     <w:tmpl w:val="A35803FA"/>
@@ -2322,7 +2801,7 @@
       </w:pPr>
     </w:lvl>
   </w:abstractNum>
-  <w:abstractNum w:abstractNumId="8" w15:restartNumberingAfterBreak="0">
+  <w:abstractNum w:abstractNumId="10" w15:restartNumberingAfterBreak="0">
     <w:nsid w:val="47A706B3"/>
     <w:multiLevelType w:val="hybridMultilevel"/>
     <w:tmpl w:val="31A84218"/>
@@ -2411,7 +2890,7 @@
       </w:pPr>
     </w:lvl>
   </w:abstractNum>
-  <w:abstractNum w:abstractNumId="9" w15:restartNumberingAfterBreak="0">
+  <w:abstractNum w:abstractNumId="11" w15:restartNumberingAfterBreak="0">
     <w:nsid w:val="5AAF3176"/>
     <w:multiLevelType w:val="hybridMultilevel"/>
     <w:tmpl w:val="67F22D98"/>
@@ -2500,7 +2979,7 @@
       </w:pPr>
     </w:lvl>
   </w:abstractNum>
-  <w:abstractNum w:abstractNumId="10" w15:restartNumberingAfterBreak="0">
+  <w:abstractNum w:abstractNumId="12" w15:restartNumberingAfterBreak="0">
     <w:nsid w:val="6D7616D9"/>
     <w:multiLevelType w:val="hybridMultilevel"/>
     <w:tmpl w:val="05E0DA54"/>
@@ -2589,7 +3068,96 @@
       </w:pPr>
     </w:lvl>
   </w:abstractNum>
-  <w:abstractNum w:abstractNumId="11" w15:restartNumberingAfterBreak="0">
+  <w:abstractNum w:abstractNumId="13" w15:restartNumberingAfterBreak="0">
+    <w:nsid w:val="73A00591"/>
+    <w:multiLevelType w:val="hybridMultilevel"/>
+    <w:tmpl w:val="22567DB0"/>
+    <w:lvl w:ilvl="0" w:tplc="8E1EA674">
+      <w:start w:val="1"/>
+      <w:numFmt w:val="lowerRoman"/>
+      <w:lvlText w:val="%1."/>
+      <w:lvlJc w:val="left"/>
+      <w:pPr>
+        <w:ind w:left="2160" w:hanging="720"/>
+      </w:pPr>
+      <w:rPr>
+        <w:rFonts w:hint="default"/>
+      </w:rPr>
+    </w:lvl>
+    <w:lvl w:ilvl="1" w:tplc="04090019" w:tentative="1">
+      <w:start w:val="1"/>
+      <w:numFmt w:val="lowerLetter"/>
+      <w:lvlText w:val="%2."/>
+      <w:lvlJc w:val="left"/>
+      <w:pPr>
+        <w:ind w:left="2520" w:hanging="360"/>
+      </w:pPr>
+    </w:lvl>
+    <w:lvl w:ilvl="2" w:tplc="0409001B" w:tentative="1">
+      <w:start w:val="1"/>
+      <w:numFmt w:val="lowerRoman"/>
+      <w:lvlText w:val="%3."/>
+      <w:lvlJc w:val="right"/>
+      <w:pPr>
+        <w:ind w:left="3240" w:hanging="180"/>
+      </w:pPr>
+    </w:lvl>
+    <w:lvl w:ilvl="3" w:tplc="0409000F" w:tentative="1">
+      <w:start w:val="1"/>
+      <w:numFmt w:val="decimal"/>
+      <w:lvlText w:val="%4."/>
+      <w:lvlJc w:val="left"/>
+      <w:pPr>
+        <w:ind w:left="3960" w:hanging="360"/>
+      </w:pPr>
+    </w:lvl>
+    <w:lvl w:ilvl="4" w:tplc="04090019" w:tentative="1">
+      <w:start w:val="1"/>
+      <w:numFmt w:val="lowerLetter"/>
+      <w:lvlText w:val="%5."/>
+      <w:lvlJc w:val="left"/>
+      <w:pPr>
+        <w:ind w:left="4680" w:hanging="360"/>
+      </w:pPr>
+    </w:lvl>
+    <w:lvl w:ilvl="5" w:tplc="0409001B" w:tentative="1">
+      <w:start w:val="1"/>
+      <w:numFmt w:val="lowerRoman"/>
+      <w:lvlText w:val="%6."/>
+      <w:lvlJc w:val="right"/>
+      <w:pPr>
+        <w:ind w:left="5400" w:hanging="180"/>
+      </w:pPr>
+    </w:lvl>
+    <w:lvl w:ilvl="6" w:tplc="0409000F" w:tentative="1">
+      <w:start w:val="1"/>
+      <w:numFmt w:val="decimal"/>
+      <w:lvlText w:val="%7."/>
+      <w:lvlJc w:val="left"/>
+      <w:pPr>
+        <w:ind w:left="6120" w:hanging="360"/>
+      </w:pPr>
+    </w:lvl>
+    <w:lvl w:ilvl="7" w:tplc="04090019" w:tentative="1">
+      <w:start w:val="1"/>
+      <w:numFmt w:val="lowerLetter"/>
+      <w:lvlText w:val="%8."/>
+      <w:lvlJc w:val="left"/>
+      <w:pPr>
+        <w:ind w:left="6840" w:hanging="360"/>
+      </w:pPr>
+    </w:lvl>
+    <w:lvl w:ilvl="8" w:tplc="0409001B" w:tentative="1">
+      <w:start w:val="1"/>
+      <w:numFmt w:val="lowerRoman"/>
+      <w:lvlText w:val="%9."/>
+      <w:lvlJc w:val="right"/>
+      <w:pPr>
+        <w:ind w:left="7560" w:hanging="180"/>
+      </w:pPr>
+    </w:lvl>
+  </w:abstractNum>
+  <w:abstractNum w:abstractNumId="14" w15:restartNumberingAfterBreak="0">
     <w:nsid w:val="769C0F59"/>
     <w:multiLevelType w:val="hybridMultilevel"/>
     <w:tmpl w:val="50507D8A"/>
@@ -2678,7 +3246,7 @@
       </w:pPr>
     </w:lvl>
   </w:abstractNum>
-  <w:abstractNum w:abstractNumId="12" w15:restartNumberingAfterBreak="0">
+  <w:abstractNum w:abstractNumId="15" w15:restartNumberingAfterBreak="0">
     <w:nsid w:val="7A0603EF"/>
     <w:multiLevelType w:val="hybridMultilevel"/>
     <w:tmpl w:val="35A69D8E"/>
@@ -2768,43 +3336,52 @@
     </w:lvl>
   </w:abstractNum>
   <w:num w:numId="1" w16cid:durableId="1484156709">
+    <w:abstractNumId w:val="15"/>
+  </w:num>
+  <w:num w:numId="2" w16cid:durableId="489521039">
+    <w:abstractNumId w:val="14"/>
+  </w:num>
+  <w:num w:numId="3" w16cid:durableId="1678998727">
+    <w:abstractNumId w:val="6"/>
+  </w:num>
+  <w:num w:numId="4" w16cid:durableId="1580479748">
     <w:abstractNumId w:val="12"/>
   </w:num>
-  <w:num w:numId="2" w16cid:durableId="489521039">
-    <w:abstractNumId w:val="11"/>
-  </w:num>
-  <w:num w:numId="3" w16cid:durableId="1678998727">
-    <w:abstractNumId w:val="4"/>
-  </w:num>
-  <w:num w:numId="4" w16cid:durableId="1580479748">
-    <w:abstractNumId w:val="10"/>
-  </w:num>
   <w:num w:numId="5" w16cid:durableId="110631135">
-    <w:abstractNumId w:val="7"/>
+    <w:abstractNumId w:val="9"/>
   </w:num>
   <w:num w:numId="6" w16cid:durableId="518390555">
-    <w:abstractNumId w:val="9"/>
+    <w:abstractNumId w:val="11"/>
   </w:num>
   <w:num w:numId="7" w16cid:durableId="1060907704">
     <w:abstractNumId w:val="0"/>
   </w:num>
   <w:num w:numId="8" w16cid:durableId="227619355">
+    <w:abstractNumId w:val="2"/>
+  </w:num>
+  <w:num w:numId="9" w16cid:durableId="390158098">
+    <w:abstractNumId w:val="10"/>
+  </w:num>
+  <w:num w:numId="10" w16cid:durableId="648821726">
+    <w:abstractNumId w:val="8"/>
+  </w:num>
+  <w:num w:numId="11" w16cid:durableId="2071539157">
+    <w:abstractNumId w:val="7"/>
+  </w:num>
+  <w:num w:numId="12" w16cid:durableId="1159882594">
+    <w:abstractNumId w:val="4"/>
+  </w:num>
+  <w:num w:numId="13" w16cid:durableId="774207129">
+    <w:abstractNumId w:val="3"/>
+  </w:num>
+  <w:num w:numId="14" w16cid:durableId="1107121421">
+    <w:abstractNumId w:val="5"/>
+  </w:num>
+  <w:num w:numId="15" w16cid:durableId="14232043">
     <w:abstractNumId w:val="1"/>
   </w:num>
-  <w:num w:numId="9" w16cid:durableId="390158098">
-    <w:abstractNumId w:val="8"/>
-  </w:num>
-  <w:num w:numId="10" w16cid:durableId="648821726">
-    <w:abstractNumId w:val="6"/>
-  </w:num>
-  <w:num w:numId="11" w16cid:durableId="2071539157">
-    <w:abstractNumId w:val="5"/>
-  </w:num>
-  <w:num w:numId="12" w16cid:durableId="1159882594">
-    <w:abstractNumId w:val="3"/>
-  </w:num>
-  <w:num w:numId="13" w16cid:durableId="774207129">
-    <w:abstractNumId w:val="2"/>
+  <w:num w:numId="16" w16cid:durableId="446392181">
+    <w:abstractNumId w:val="13"/>
   </w:num>
 </w:numbering>
 </file>
